--- a/Lab-1_Multisim.docx
+++ b/Lab-1_Multisim.docx
@@ -216,8 +216,8 @@
         <w:tblLook w:val="00A0" w:firstRow="1" w:lastRow="0" w:firstColumn="1" w:lastColumn="0" w:noHBand="0" w:noVBand="0"/>
       </w:tblPr>
       <w:tblGrid>
-        <w:gridCol w:w="2065"/>
-        <w:gridCol w:w="6565"/>
+        <w:gridCol w:w="2059"/>
+        <w:gridCol w:w="6571"/>
       </w:tblGrid>
       <w:tr>
         <w:trPr>
@@ -248,6 +248,22 @@
                 <w:sz w:val="28"/>
               </w:rPr>
             </w:pPr>
+            <w:r>
+              <w:rPr>
+                <w:b/>
+                <w:sz w:val="28"/>
+              </w:rPr>
+              <w:t xml:space="preserve">Reinhardt </w:t>
+            </w:r>
+            <w:proofErr w:type="spellStart"/>
+            <w:r>
+              <w:rPr>
+                <w:b/>
+                <w:sz w:val="28"/>
+              </w:rPr>
+              <w:t>Zabrocki</w:t>
+            </w:r>
+            <w:proofErr w:type="spellEnd"/>
           </w:p>
         </w:tc>
       </w:tr>
@@ -1819,7 +1835,7 @@
                                     </pic:cNvPicPr>
                                   </pic:nvPicPr>
                                   <pic:blipFill>
-                                    <a:blip r:embed="rId10">
+                                    <a:blip r:embed="rId11">
                                       <a:extLst>
                                         <a:ext uri="{28A0092B-C50C-407E-A947-70E740481C1C}">
                                           <a14:useLocalDpi xmlns:a14="http://schemas.microsoft.com/office/drawing/2010/main" val="0"/>
@@ -2629,16 +2645,16 @@
         <mc:AlternateContent>
           <mc:Choice Requires="wps">
             <w:drawing>
-              <wp:anchor distT="0" distB="0" distL="114300" distR="114300" simplePos="0" relativeHeight="251692032" behindDoc="0" locked="0" layoutInCell="1" allowOverlap="1" wp14:anchorId="661110DB" wp14:editId="4AEF6FE1">
+              <wp:anchor distT="0" distB="0" distL="114300" distR="114300" simplePos="0" relativeHeight="251692032" behindDoc="0" locked="0" layoutInCell="1" allowOverlap="1" wp14:anchorId="661110DB" wp14:editId="6718FE44">
                 <wp:simplePos x="0" y="0"/>
                 <wp:positionH relativeFrom="column">
-                  <wp:posOffset>631825</wp:posOffset>
+                  <wp:posOffset>637540</wp:posOffset>
                 </wp:positionH>
                 <wp:positionV relativeFrom="paragraph">
-                  <wp:posOffset>96692</wp:posOffset>
+                  <wp:posOffset>98425</wp:posOffset>
                 </wp:positionV>
-                <wp:extent cx="4859655" cy="2987675"/>
-                <wp:effectExtent l="12700" t="12700" r="17145" b="9525"/>
+                <wp:extent cx="5406390" cy="2830195"/>
+                <wp:effectExtent l="0" t="0" r="22860" b="27305"/>
                 <wp:wrapSquare wrapText="bothSides"/>
                 <wp:docPr id="889929663" name="Text Box 12"/>
                 <wp:cNvGraphicFramePr/>
@@ -2649,7 +2665,7 @@
                       <wps:spPr>
                         <a:xfrm>
                           <a:off x="0" y="0"/>
-                          <a:ext cx="4859655" cy="2987675"/>
+                          <a:ext cx="5406390" cy="2830195"/>
                         </a:xfrm>
                         <a:prstGeom prst="rect">
                           <a:avLst/>
@@ -2665,7 +2681,61 @@
                       </wps:spPr>
                       <wps:txbx>
                         <w:txbxContent>
-                          <w:p/>
+                          <w:p>
+                            <w:r>
+                              <w:rPr>
+                                <w:noProof/>
+                              </w:rPr>
+                              <w:drawing>
+                                <wp:inline distT="0" distB="0" distL="0" distR="0" wp14:anchorId="60C26201" wp14:editId="10A112AD">
+                                  <wp:extent cx="5228728" cy="2631882"/>
+                                  <wp:effectExtent l="0" t="0" r="0" b="0"/>
+                                  <wp:docPr id="190482832" name="Picture 21"/>
+                                  <wp:cNvGraphicFramePr>
+                                    <a:graphicFrameLocks xmlns:a="http://schemas.openxmlformats.org/drawingml/2006/main" noChangeAspect="1"/>
+                                  </wp:cNvGraphicFramePr>
+                                  <a:graphic xmlns:a="http://schemas.openxmlformats.org/drawingml/2006/main">
+                                    <a:graphicData uri="http://schemas.openxmlformats.org/drawingml/2006/picture">
+                                      <pic:pic xmlns:pic="http://schemas.openxmlformats.org/drawingml/2006/picture">
+                                        <pic:nvPicPr>
+                                          <pic:cNvPr id="0" name="Picture 3"/>
+                                          <pic:cNvPicPr>
+                                            <a:picLocks noChangeAspect="1" noChangeArrowheads="1"/>
+                                          </pic:cNvPicPr>
+                                        </pic:nvPicPr>
+                                        <pic:blipFill>
+                                          <a:blip r:embed="rId12">
+                                            <a:extLst>
+                                              <a:ext uri="{28A0092B-C50C-407E-A947-70E740481C1C}">
+                                                <a14:useLocalDpi xmlns:a14="http://schemas.microsoft.com/office/drawing/2010/main" val="0"/>
+                                              </a:ext>
+                                            </a:extLst>
+                                          </a:blip>
+                                          <a:srcRect/>
+                                          <a:stretch>
+                                            <a:fillRect/>
+                                          </a:stretch>
+                                        </pic:blipFill>
+                                        <pic:spPr bwMode="auto">
+                                          <a:xfrm>
+                                            <a:off x="0" y="0"/>
+                                            <a:ext cx="5239466" cy="2637287"/>
+                                          </a:xfrm>
+                                          <a:prstGeom prst="rect">
+                                            <a:avLst/>
+                                          </a:prstGeom>
+                                          <a:noFill/>
+                                          <a:ln>
+                                            <a:noFill/>
+                                          </a:ln>
+                                        </pic:spPr>
+                                      </pic:pic>
+                                    </a:graphicData>
+                                  </a:graphic>
+                                </wp:inline>
+                              </w:drawing>
+                            </w:r>
+                          </w:p>
                         </w:txbxContent>
                       </wps:txbx>
                       <wps:bodyPr rot="0" spcFirstLastPara="0" vertOverflow="overflow" horzOverflow="overflow" vert="horz" wrap="square" lIns="91440" tIns="45720" rIns="91440" bIns="45720" numCol="1" spcCol="0" rtlCol="0" fromWordArt="0" anchor="t" anchorCtr="0" forceAA="0" compatLnSpc="1">
@@ -2688,10 +2758,68 @@
           </mc:Choice>
           <mc:Fallback>
             <w:pict>
-              <v:shape w14:anchorId="661110DB" id="_x0000_s1037" type="#_x0000_t202" style="position:absolute;left:0;text-align:left;margin-left:49.75pt;margin-top:7.6pt;width:382.65pt;height:235.25pt;z-index:251692032;visibility:visible;mso-wrap-style:square;mso-width-percent:0;mso-height-percent:0;mso-wrap-distance-left:9pt;mso-wrap-distance-top:0;mso-wrap-distance-right:9pt;mso-wrap-distance-bottom:0;mso-position-horizontal:absolute;mso-position-horizontal-relative:text;mso-position-vertical:absolute;mso-position-vertical-relative:text;mso-width-percent:0;mso-height-percent:0;mso-width-relative:margin;mso-height-relative:margin;v-text-anchor:top" o:gfxdata="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" fillcolor="white [3201]" strokecolor="#0432ff" strokeweight="2pt">
+              <v:shapetype w14:anchorId="661110DB" id="_x0000_t202" coordsize="21600,21600" o:spt="202" path="m,l,21600r21600,l21600,xe">
+                <v:stroke joinstyle="miter"/>
+                <v:path gradientshapeok="t" o:connecttype="rect"/>
+              </v:shapetype>
+              <v:shape id="_x0000_s1037" type="#_x0000_t202" style="position:absolute;left:0;text-align:left;margin-left:50.2pt;margin-top:7.75pt;width:425.7pt;height:222.85pt;z-index:251692032;visibility:visible;mso-wrap-style:square;mso-width-percent:0;mso-height-percent:0;mso-wrap-distance-left:9pt;mso-wrap-distance-top:0;mso-wrap-distance-right:9pt;mso-wrap-distance-bottom:0;mso-position-horizontal:absolute;mso-position-horizontal-relative:text;mso-position-vertical:absolute;mso-position-vertical-relative:text;mso-width-percent:0;mso-height-percent:0;mso-width-relative:margin;mso-height-relative:margin;v-text-anchor:top" o:gfxdata="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" fillcolor="white [3201]" strokecolor="#0432ff" strokeweight="2pt">
                 <v:textbox>
                   <w:txbxContent>
-                    <w:p/>
+                    <w:p>
+                      <w:r>
+                        <w:rPr>
+                          <w:noProof/>
+                        </w:rPr>
+                        <w:drawing>
+                          <wp:inline distT="0" distB="0" distL="0" distR="0" wp14:anchorId="60C26201" wp14:editId="10A112AD">
+                            <wp:extent cx="5228728" cy="2631882"/>
+                            <wp:effectExtent l="0" t="0" r="0" b="0"/>
+                            <wp:docPr id="190482832" name="Picture 21"/>
+                            <wp:cNvGraphicFramePr>
+                              <a:graphicFrameLocks xmlns:a="http://schemas.openxmlformats.org/drawingml/2006/main" noChangeAspect="1"/>
+                            </wp:cNvGraphicFramePr>
+                            <a:graphic xmlns:a="http://schemas.openxmlformats.org/drawingml/2006/main">
+                              <a:graphicData uri="http://schemas.openxmlformats.org/drawingml/2006/picture">
+                                <pic:pic xmlns:pic="http://schemas.openxmlformats.org/drawingml/2006/picture">
+                                  <pic:nvPicPr>
+                                    <pic:cNvPr id="0" name="Picture 3"/>
+                                    <pic:cNvPicPr>
+                                      <a:picLocks noChangeAspect="1" noChangeArrowheads="1"/>
+                                    </pic:cNvPicPr>
+                                  </pic:nvPicPr>
+                                  <pic:blipFill>
+                                    <a:blip r:embed="rId12">
+                                      <a:extLst>
+                                        <a:ext uri="{28A0092B-C50C-407E-A947-70E740481C1C}">
+                                          <a14:useLocalDpi xmlns:a14="http://schemas.microsoft.com/office/drawing/2010/main" val="0"/>
+                                        </a:ext>
+                                      </a:extLst>
+                                    </a:blip>
+                                    <a:srcRect/>
+                                    <a:stretch>
+                                      <a:fillRect/>
+                                    </a:stretch>
+                                  </pic:blipFill>
+                                  <pic:spPr bwMode="auto">
+                                    <a:xfrm>
+                                      <a:off x="0" y="0"/>
+                                      <a:ext cx="5239466" cy="2637287"/>
+                                    </a:xfrm>
+                                    <a:prstGeom prst="rect">
+                                      <a:avLst/>
+                                    </a:prstGeom>
+                                    <a:noFill/>
+                                    <a:ln>
+                                      <a:noFill/>
+                                    </a:ln>
+                                  </pic:spPr>
+                                </pic:pic>
+                              </a:graphicData>
+                            </a:graphic>
+                          </wp:inline>
+                        </w:drawing>
+                      </w:r>
+                    </w:p>
                   </w:txbxContent>
                 </v:textbox>
                 <w10:wrap type="square"/>
@@ -3421,16 +3549,16 @@
         <mc:AlternateContent>
           <mc:Choice Requires="wps">
             <w:drawing>
-              <wp:anchor distT="0" distB="0" distL="114300" distR="114300" simplePos="0" relativeHeight="251694080" behindDoc="0" locked="0" layoutInCell="1" allowOverlap="1" wp14:anchorId="3EF73DE1" wp14:editId="2E0DB58F">
+              <wp:anchor distT="0" distB="0" distL="114300" distR="114300" simplePos="0" relativeHeight="251694080" behindDoc="0" locked="0" layoutInCell="1" allowOverlap="1" wp14:anchorId="3EF73DE1" wp14:editId="775E476B">
                 <wp:simplePos x="0" y="0"/>
                 <wp:positionH relativeFrom="column">
-                  <wp:posOffset>746667</wp:posOffset>
+                  <wp:posOffset>589915</wp:posOffset>
                 </wp:positionH>
                 <wp:positionV relativeFrom="paragraph">
-                  <wp:posOffset>151154</wp:posOffset>
+                  <wp:posOffset>55880</wp:posOffset>
                 </wp:positionV>
-                <wp:extent cx="4524375" cy="2841625"/>
-                <wp:effectExtent l="12700" t="12700" r="9525" b="15875"/>
+                <wp:extent cx="5144135" cy="2592070"/>
+                <wp:effectExtent l="0" t="0" r="18415" b="17780"/>
                 <wp:wrapSquare wrapText="bothSides"/>
                 <wp:docPr id="1492761886" name="Text Box 12"/>
                 <wp:cNvGraphicFramePr/>
@@ -3441,7 +3569,7 @@
                       <wps:spPr>
                         <a:xfrm>
                           <a:off x="0" y="0"/>
-                          <a:ext cx="4524375" cy="2841625"/>
+                          <a:ext cx="5144135" cy="2592070"/>
                         </a:xfrm>
                         <a:prstGeom prst="rect">
                           <a:avLst/>
@@ -3457,7 +3585,61 @@
                       </wps:spPr>
                       <wps:txbx>
                         <w:txbxContent>
-                          <w:p/>
+                          <w:p>
+                            <w:r>
+                              <w:rPr>
+                                <w:noProof/>
+                              </w:rPr>
+                              <w:drawing>
+                                <wp:inline distT="0" distB="0" distL="0" distR="0" wp14:anchorId="7FF8F9AC" wp14:editId="1F3DE4A3">
+                                  <wp:extent cx="4937760" cy="2485639"/>
+                                  <wp:effectExtent l="0" t="0" r="0" b="0"/>
+                                  <wp:docPr id="1004868064" name="Picture 20"/>
+                                  <wp:cNvGraphicFramePr>
+                                    <a:graphicFrameLocks xmlns:a="http://schemas.openxmlformats.org/drawingml/2006/main" noChangeAspect="1"/>
+                                  </wp:cNvGraphicFramePr>
+                                  <a:graphic xmlns:a="http://schemas.openxmlformats.org/drawingml/2006/main">
+                                    <a:graphicData uri="http://schemas.openxmlformats.org/drawingml/2006/picture">
+                                      <pic:pic xmlns:pic="http://schemas.openxmlformats.org/drawingml/2006/picture">
+                                        <pic:nvPicPr>
+                                          <pic:cNvPr id="0" name="Picture 2"/>
+                                          <pic:cNvPicPr>
+                                            <a:picLocks noChangeAspect="1" noChangeArrowheads="1"/>
+                                          </pic:cNvPicPr>
+                                        </pic:nvPicPr>
+                                        <pic:blipFill>
+                                          <a:blip r:embed="rId13">
+                                            <a:extLst>
+                                              <a:ext uri="{28A0092B-C50C-407E-A947-70E740481C1C}">
+                                                <a14:useLocalDpi xmlns:a14="http://schemas.microsoft.com/office/drawing/2010/main" val="0"/>
+                                              </a:ext>
+                                            </a:extLst>
+                                          </a:blip>
+                                          <a:srcRect/>
+                                          <a:stretch>
+                                            <a:fillRect/>
+                                          </a:stretch>
+                                        </pic:blipFill>
+                                        <pic:spPr bwMode="auto">
+                                          <a:xfrm>
+                                            <a:off x="0" y="0"/>
+                                            <a:ext cx="4944602" cy="2489083"/>
+                                          </a:xfrm>
+                                          <a:prstGeom prst="rect">
+                                            <a:avLst/>
+                                          </a:prstGeom>
+                                          <a:noFill/>
+                                          <a:ln>
+                                            <a:noFill/>
+                                          </a:ln>
+                                        </pic:spPr>
+                                      </pic:pic>
+                                    </a:graphicData>
+                                  </a:graphic>
+                                </wp:inline>
+                              </w:drawing>
+                            </w:r>
+                          </w:p>
                         </w:txbxContent>
                       </wps:txbx>
                       <wps:bodyPr rot="0" spcFirstLastPara="0" vertOverflow="overflow" horzOverflow="overflow" vert="horz" wrap="square" lIns="91440" tIns="45720" rIns="91440" bIns="45720" numCol="1" spcCol="0" rtlCol="0" fromWordArt="0" anchor="t" anchorCtr="0" forceAA="0" compatLnSpc="1">
@@ -3480,10 +3662,64 @@
           </mc:Choice>
           <mc:Fallback>
             <w:pict>
-              <v:shape w14:anchorId="3EF73DE1" id="_x0000_s1038" type="#_x0000_t202" style="position:absolute;left:0;text-align:left;margin-left:58.8pt;margin-top:11.9pt;width:356.25pt;height:223.75pt;z-index:251694080;visibility:visible;mso-wrap-style:square;mso-width-percent:0;mso-height-percent:0;mso-wrap-distance-left:9pt;mso-wrap-distance-top:0;mso-wrap-distance-right:9pt;mso-wrap-distance-bottom:0;mso-position-horizontal:absolute;mso-position-horizontal-relative:text;mso-position-vertical:absolute;mso-position-vertical-relative:text;mso-width-percent:0;mso-height-percent:0;mso-width-relative:margin;mso-height-relative:margin;v-text-anchor:top" o:gfxdata="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" fillcolor="white [3201]" strokecolor="#0432ff" strokeweight="2pt">
+              <v:shape w14:anchorId="3EF73DE1" id="_x0000_s1038" type="#_x0000_t202" style="position:absolute;left:0;text-align:left;margin-left:46.45pt;margin-top:4.4pt;width:405.05pt;height:204.1pt;z-index:251694080;visibility:visible;mso-wrap-style:square;mso-width-percent:0;mso-height-percent:0;mso-wrap-distance-left:9pt;mso-wrap-distance-top:0;mso-wrap-distance-right:9pt;mso-wrap-distance-bottom:0;mso-position-horizontal:absolute;mso-position-horizontal-relative:text;mso-position-vertical:absolute;mso-position-vertical-relative:text;mso-width-percent:0;mso-height-percent:0;mso-width-relative:margin;mso-height-relative:margin;v-text-anchor:top" o:gfxdata="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" fillcolor="white [3201]" strokecolor="#0432ff" strokeweight="2pt">
                 <v:textbox>
                   <w:txbxContent>
-                    <w:p/>
+                    <w:p>
+                      <w:r>
+                        <w:rPr>
+                          <w:noProof/>
+                        </w:rPr>
+                        <w:drawing>
+                          <wp:inline distT="0" distB="0" distL="0" distR="0" wp14:anchorId="7FF8F9AC" wp14:editId="1F3DE4A3">
+                            <wp:extent cx="4937760" cy="2485639"/>
+                            <wp:effectExtent l="0" t="0" r="0" b="0"/>
+                            <wp:docPr id="1004868064" name="Picture 20"/>
+                            <wp:cNvGraphicFramePr>
+                              <a:graphicFrameLocks xmlns:a="http://schemas.openxmlformats.org/drawingml/2006/main" noChangeAspect="1"/>
+                            </wp:cNvGraphicFramePr>
+                            <a:graphic xmlns:a="http://schemas.openxmlformats.org/drawingml/2006/main">
+                              <a:graphicData uri="http://schemas.openxmlformats.org/drawingml/2006/picture">
+                                <pic:pic xmlns:pic="http://schemas.openxmlformats.org/drawingml/2006/picture">
+                                  <pic:nvPicPr>
+                                    <pic:cNvPr id="0" name="Picture 2"/>
+                                    <pic:cNvPicPr>
+                                      <a:picLocks noChangeAspect="1" noChangeArrowheads="1"/>
+                                    </pic:cNvPicPr>
+                                  </pic:nvPicPr>
+                                  <pic:blipFill>
+                                    <a:blip r:embed="rId13">
+                                      <a:extLst>
+                                        <a:ext uri="{28A0092B-C50C-407E-A947-70E740481C1C}">
+                                          <a14:useLocalDpi xmlns:a14="http://schemas.microsoft.com/office/drawing/2010/main" val="0"/>
+                                        </a:ext>
+                                      </a:extLst>
+                                    </a:blip>
+                                    <a:srcRect/>
+                                    <a:stretch>
+                                      <a:fillRect/>
+                                    </a:stretch>
+                                  </pic:blipFill>
+                                  <pic:spPr bwMode="auto">
+                                    <a:xfrm>
+                                      <a:off x="0" y="0"/>
+                                      <a:ext cx="4944602" cy="2489083"/>
+                                    </a:xfrm>
+                                    <a:prstGeom prst="rect">
+                                      <a:avLst/>
+                                    </a:prstGeom>
+                                    <a:noFill/>
+                                    <a:ln>
+                                      <a:noFill/>
+                                    </a:ln>
+                                  </pic:spPr>
+                                </pic:pic>
+                              </a:graphicData>
+                            </a:graphic>
+                          </wp:inline>
+                        </w:drawing>
+                      </w:r>
+                    </w:p>
                   </w:txbxContent>
                 </v:textbox>
                 <w10:wrap type="square"/>
@@ -5911,7 +6147,7 @@
                     <pic:cNvPicPr/>
                   </pic:nvPicPr>
                   <pic:blipFill>
-                    <a:blip r:embed="rId11"/>
+                    <a:blip r:embed="rId14"/>
                     <a:stretch>
                       <a:fillRect/>
                     </a:stretch>
@@ -7213,7 +7449,7 @@
       </w:pPr>
     </w:p>
     <w:sectPr>
-      <w:footerReference w:type="default" r:id="rId12"/>
+      <w:footerReference w:type="default" r:id="rId15"/>
       <w:pgSz w:w="12240" w:h="15840"/>
       <w:pgMar w:top="1440" w:right="1800" w:bottom="1440" w:left="1800" w:header="708" w:footer="708" w:gutter="0"/>
       <w:cols w:space="708"/>

--- a/Lab-1_Multisim.docx
+++ b/Lab-1_Multisim.docx
@@ -1679,14 +1679,6 @@
           <w:lang w:val="en-CA" w:bidi="bn-IN"/>
         </w:rPr>
       </w:pPr>
-    </w:p>
-    <w:p>
-      <w:pPr>
-        <w:rPr>
-          <w:rFonts w:asciiTheme="majorHAnsi" w:hAnsiTheme="majorHAnsi" w:cstheme="majorHAnsi"/>
-          <w:lang w:val="en-CA" w:bidi="bn-IN"/>
-        </w:rPr>
-      </w:pPr>
       <w:r>
         <w:rPr>
           <w:rFonts w:asciiTheme="majorHAnsi" w:hAnsiTheme="majorHAnsi" w:cstheme="majorHAnsi"/>
@@ -1696,16 +1688,16 @@
         <mc:AlternateContent>
           <mc:Choice Requires="wps">
             <w:drawing>
-              <wp:anchor distT="0" distB="0" distL="114300" distR="114300" simplePos="0" relativeHeight="251688960" behindDoc="0" locked="0" layoutInCell="1" allowOverlap="1" wp14:anchorId="7C65EDC2" wp14:editId="7E3D6A90">
+              <wp:anchor distT="0" distB="0" distL="114300" distR="114300" simplePos="0" relativeHeight="251688960" behindDoc="0" locked="0" layoutInCell="1" allowOverlap="1" wp14:anchorId="7C65EDC2" wp14:editId="1C6AC3EE">
                 <wp:simplePos x="0" y="0"/>
                 <wp:positionH relativeFrom="column">
-                  <wp:posOffset>48895</wp:posOffset>
+                  <wp:posOffset>47625</wp:posOffset>
                 </wp:positionH>
                 <wp:positionV relativeFrom="paragraph">
-                  <wp:posOffset>1905</wp:posOffset>
+                  <wp:posOffset>189230</wp:posOffset>
                 </wp:positionV>
-                <wp:extent cx="4524375" cy="2841625"/>
-                <wp:effectExtent l="12700" t="12700" r="9525" b="15875"/>
+                <wp:extent cx="4564380" cy="2228850"/>
+                <wp:effectExtent l="0" t="0" r="26670" b="19050"/>
                 <wp:wrapSquare wrapText="bothSides"/>
                 <wp:docPr id="530353632" name="Text Box 12"/>
                 <wp:cNvGraphicFramePr/>
@@ -1716,7 +1708,7 @@
                       <wps:spPr>
                         <a:xfrm>
                           <a:off x="0" y="0"/>
-                          <a:ext cx="4524375" cy="2841625"/>
+                          <a:ext cx="4564380" cy="2228850"/>
                         </a:xfrm>
                         <a:prstGeom prst="rect">
                           <a:avLst/>
@@ -1738,9 +1730,9 @@
                                 <w:noProof/>
                               </w:rPr>
                               <w:drawing>
-                                <wp:inline distT="0" distB="0" distL="0" distR="0" wp14:anchorId="553F05A0" wp14:editId="648878DC">
-                                  <wp:extent cx="4314825" cy="2219325"/>
-                                  <wp:effectExtent l="0" t="0" r="9525" b="9525"/>
+                                <wp:inline distT="0" distB="0" distL="0" distR="0" wp14:anchorId="553F05A0" wp14:editId="7C7FEA8B">
+                                  <wp:extent cx="4351655" cy="2266950"/>
+                                  <wp:effectExtent l="0" t="0" r="0" b="0"/>
                                   <wp:docPr id="1864316528" name="Picture 19"/>
                                   <wp:cNvGraphicFramePr>
                                     <a:graphicFrameLocks xmlns:a="http://schemas.openxmlformats.org/drawingml/2006/main" noChangeAspect="1"/>
@@ -1770,7 +1762,7 @@
                                         <pic:spPr bwMode="auto">
                                           <a:xfrm>
                                             <a:off x="0" y="0"/>
-                                            <a:ext cx="4314825" cy="2219325"/>
+                                            <a:ext cx="4359261" cy="2270912"/>
                                           </a:xfrm>
                                           <a:prstGeom prst="rect">
                                             <a:avLst/>
@@ -1789,11 +1781,11 @@
                           </w:p>
                         </w:txbxContent>
                       </wps:txbx>
-                      <wps:bodyPr rot="0" spcFirstLastPara="0" vertOverflow="overflow" horzOverflow="overflow" vert="horz" wrap="none" lIns="91440" tIns="45720" rIns="91440" bIns="45720" numCol="1" spcCol="0" rtlCol="0" fromWordArt="0" anchor="t" anchorCtr="0" forceAA="0" compatLnSpc="1">
+                      <wps:bodyPr rot="0" spcFirstLastPara="0" vertOverflow="overflow" horzOverflow="overflow" vert="horz" wrap="square" lIns="91440" tIns="45720" rIns="91440" bIns="45720" numCol="1" spcCol="0" rtlCol="0" fromWordArt="0" anchor="t" anchorCtr="0" forceAA="0" compatLnSpc="1">
                         <a:prstTxWarp prst="textNoShape">
                           <a:avLst/>
                         </a:prstTxWarp>
-                        <a:spAutoFit/>
+                        <a:noAutofit/>
                       </wps:bodyPr>
                     </wps:wsp>
                   </a:graphicData>
@@ -1809,8 +1801,8 @@
           </mc:Choice>
           <mc:Fallback>
             <w:pict>
-              <v:shape w14:anchorId="7C65EDC2" id="Text Box 12" o:spid="_x0000_s1035" type="#_x0000_t202" style="position:absolute;margin-left:3.85pt;margin-top:.15pt;width:356.25pt;height:223.75pt;z-index:251688960;visibility:visible;mso-wrap-style:none;mso-width-percent:0;mso-height-percent:0;mso-wrap-distance-left:9pt;mso-wrap-distance-top:0;mso-wrap-distance-right:9pt;mso-wrap-distance-bottom:0;mso-position-horizontal:absolute;mso-position-horizontal-relative:text;mso-position-vertical:absolute;mso-position-vertical-relative:text;mso-width-percent:0;mso-height-percent:0;mso-width-relative:margin;mso-height-relative:margin;v-text-anchor:top" o:gfxdata="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" fillcolor="white [3201]" strokecolor="#0432ff" strokeweight="2pt">
-                <v:textbox style="mso-fit-shape-to-text:t">
+              <v:shape w14:anchorId="7C65EDC2" id="Text Box 12" o:spid="_x0000_s1035" type="#_x0000_t202" style="position:absolute;margin-left:3.75pt;margin-top:14.9pt;width:359.4pt;height:175.5pt;z-index:251688960;visibility:visible;mso-wrap-style:square;mso-width-percent:0;mso-height-percent:0;mso-wrap-distance-left:9pt;mso-wrap-distance-top:0;mso-wrap-distance-right:9pt;mso-wrap-distance-bottom:0;mso-position-horizontal:absolute;mso-position-horizontal-relative:text;mso-position-vertical:absolute;mso-position-vertical-relative:text;mso-width-percent:0;mso-height-percent:0;mso-width-relative:margin;mso-height-relative:margin;v-text-anchor:top" o:gfxdata="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" fillcolor="white [3201]" strokecolor="#0432ff" strokeweight="2pt">
+                <v:textbox>
                   <w:txbxContent>
                     <w:p>
                       <w:r>
@@ -1818,9 +1810,9 @@
                           <w:noProof/>
                         </w:rPr>
                         <w:drawing>
-                          <wp:inline distT="0" distB="0" distL="0" distR="0" wp14:anchorId="553F05A0" wp14:editId="648878DC">
-                            <wp:extent cx="4314825" cy="2219325"/>
-                            <wp:effectExtent l="0" t="0" r="9525" b="9525"/>
+                          <wp:inline distT="0" distB="0" distL="0" distR="0" wp14:anchorId="553F05A0" wp14:editId="7C7FEA8B">
+                            <wp:extent cx="4351655" cy="2266950"/>
+                            <wp:effectExtent l="0" t="0" r="0" b="0"/>
                             <wp:docPr id="1864316528" name="Picture 19"/>
                             <wp:cNvGraphicFramePr>
                               <a:graphicFrameLocks xmlns:a="http://schemas.openxmlformats.org/drawingml/2006/main" noChangeAspect="1"/>
@@ -1835,7 +1827,7 @@
                                     </pic:cNvPicPr>
                                   </pic:nvPicPr>
                                   <pic:blipFill>
-                                    <a:blip r:embed="rId11">
+                                    <a:blip r:embed="rId10">
                                       <a:extLst>
                                         <a:ext uri="{28A0092B-C50C-407E-A947-70E740481C1C}">
                                           <a14:useLocalDpi xmlns:a14="http://schemas.microsoft.com/office/drawing/2010/main" val="0"/>
@@ -1850,7 +1842,7 @@
                                   <pic:spPr bwMode="auto">
                                     <a:xfrm>
                                       <a:off x="0" y="0"/>
-                                      <a:ext cx="4314825" cy="2219325"/>
+                                      <a:ext cx="4359261" cy="2270912"/>
                                     </a:xfrm>
                                     <a:prstGeom prst="rect">
                                       <a:avLst/>
@@ -1875,6 +1867,14 @@
           </mc:Fallback>
         </mc:AlternateContent>
       </w:r>
+    </w:p>
+    <w:p>
+      <w:pPr>
+        <w:rPr>
+          <w:rFonts w:asciiTheme="majorHAnsi" w:hAnsiTheme="majorHAnsi" w:cstheme="majorHAnsi"/>
+          <w:lang w:val="en-CA" w:bidi="bn-IN"/>
+        </w:rPr>
+      </w:pPr>
       <w:r>
         <w:rPr>
           <w:rFonts w:asciiTheme="majorHAnsi" w:hAnsiTheme="majorHAnsi" w:cstheme="majorHAnsi"/>
@@ -2704,7 +2704,7 @@
                                           </pic:cNvPicPr>
                                         </pic:nvPicPr>
                                         <pic:blipFill>
-                                          <a:blip r:embed="rId12">
+                                          <a:blip r:embed="rId11">
                                             <a:extLst>
                                               <a:ext uri="{28A0092B-C50C-407E-A947-70E740481C1C}">
                                                 <a14:useLocalDpi xmlns:a14="http://schemas.microsoft.com/office/drawing/2010/main" val="0"/>
@@ -2758,11 +2758,7 @@
           </mc:Choice>
           <mc:Fallback>
             <w:pict>
-              <v:shapetype w14:anchorId="661110DB" id="_x0000_t202" coordsize="21600,21600" o:spt="202" path="m,l,21600r21600,l21600,xe">
-                <v:stroke joinstyle="miter"/>
-                <v:path gradientshapeok="t" o:connecttype="rect"/>
-              </v:shapetype>
-              <v:shape id="_x0000_s1037" type="#_x0000_t202" style="position:absolute;left:0;text-align:left;margin-left:50.2pt;margin-top:7.75pt;width:425.7pt;height:222.85pt;z-index:251692032;visibility:visible;mso-wrap-style:square;mso-width-percent:0;mso-height-percent:0;mso-wrap-distance-left:9pt;mso-wrap-distance-top:0;mso-wrap-distance-right:9pt;mso-wrap-distance-bottom:0;mso-position-horizontal:absolute;mso-position-horizontal-relative:text;mso-position-vertical:absolute;mso-position-vertical-relative:text;mso-width-percent:0;mso-height-percent:0;mso-width-relative:margin;mso-height-relative:margin;v-text-anchor:top" o:gfxdata="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" fillcolor="white [3201]" strokecolor="#0432ff" strokeweight="2pt">
+              <v:shape w14:anchorId="661110DB" id="_x0000_s1037" type="#_x0000_t202" style="position:absolute;left:0;text-align:left;margin-left:50.2pt;margin-top:7.75pt;width:425.7pt;height:222.85pt;z-index:251692032;visibility:visible;mso-wrap-style:square;mso-width-percent:0;mso-height-percent:0;mso-wrap-distance-left:9pt;mso-wrap-distance-top:0;mso-wrap-distance-right:9pt;mso-wrap-distance-bottom:0;mso-position-horizontal:absolute;mso-position-horizontal-relative:text;mso-position-vertical:absolute;mso-position-vertical-relative:text;mso-width-percent:0;mso-height-percent:0;mso-width-relative:margin;mso-height-relative:margin;v-text-anchor:top" o:gfxdata="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" fillcolor="white [3201]" strokecolor="#0432ff" strokeweight="2pt">
                 <v:textbox>
                   <w:txbxContent>
                     <w:p>
@@ -2788,7 +2784,7 @@
                                     </pic:cNvPicPr>
                                   </pic:nvPicPr>
                                   <pic:blipFill>
-                                    <a:blip r:embed="rId12">
+                                    <a:blip r:embed="rId11">
                                       <a:extLst>
                                         <a:ext uri="{28A0092B-C50C-407E-A947-70E740481C1C}">
                                           <a14:useLocalDpi xmlns:a14="http://schemas.microsoft.com/office/drawing/2010/main" val="0"/>
@@ -3532,14 +3528,6 @@
           <w:rFonts w:asciiTheme="majorHAnsi" w:hAnsiTheme="majorHAnsi" w:cstheme="majorHAnsi"/>
         </w:rPr>
       </w:pPr>
-    </w:p>
-    <w:p>
-      <w:pPr>
-        <w:pStyle w:val="ListParagraph"/>
-        <w:rPr>
-          <w:rFonts w:asciiTheme="majorHAnsi" w:hAnsiTheme="majorHAnsi" w:cstheme="majorHAnsi"/>
-        </w:rPr>
-      </w:pPr>
       <w:r>
         <w:rPr>
           <w:rFonts w:asciiTheme="majorHAnsi" w:hAnsiTheme="majorHAnsi" w:cstheme="majorHAnsi"/>
@@ -3549,16 +3537,16 @@
         <mc:AlternateContent>
           <mc:Choice Requires="wps">
             <w:drawing>
-              <wp:anchor distT="0" distB="0" distL="114300" distR="114300" simplePos="0" relativeHeight="251694080" behindDoc="0" locked="0" layoutInCell="1" allowOverlap="1" wp14:anchorId="3EF73DE1" wp14:editId="775E476B">
+              <wp:anchor distT="0" distB="0" distL="114300" distR="114300" simplePos="0" relativeHeight="251694080" behindDoc="0" locked="0" layoutInCell="1" allowOverlap="1" wp14:anchorId="3EF73DE1" wp14:editId="37207E7D">
                 <wp:simplePos x="0" y="0"/>
                 <wp:positionH relativeFrom="column">
-                  <wp:posOffset>589915</wp:posOffset>
+                  <wp:posOffset>57150</wp:posOffset>
                 </wp:positionH>
                 <wp:positionV relativeFrom="paragraph">
-                  <wp:posOffset>55880</wp:posOffset>
+                  <wp:posOffset>241935</wp:posOffset>
                 </wp:positionV>
-                <wp:extent cx="5144135" cy="2592070"/>
-                <wp:effectExtent l="0" t="0" r="18415" b="17780"/>
+                <wp:extent cx="5677535" cy="2867025"/>
+                <wp:effectExtent l="0" t="0" r="18415" b="28575"/>
                 <wp:wrapSquare wrapText="bothSides"/>
                 <wp:docPr id="1492761886" name="Text Box 12"/>
                 <wp:cNvGraphicFramePr/>
@@ -3569,7 +3557,7 @@
                       <wps:spPr>
                         <a:xfrm>
                           <a:off x="0" y="0"/>
-                          <a:ext cx="5144135" cy="2592070"/>
+                          <a:ext cx="5677535" cy="2867025"/>
                         </a:xfrm>
                         <a:prstGeom prst="rect">
                           <a:avLst/>
@@ -3591,8 +3579,8 @@
                                 <w:noProof/>
                               </w:rPr>
                               <w:drawing>
-                                <wp:inline distT="0" distB="0" distL="0" distR="0" wp14:anchorId="7FF8F9AC" wp14:editId="1F3DE4A3">
-                                  <wp:extent cx="4937760" cy="2485639"/>
+                                <wp:inline distT="0" distB="0" distL="0" distR="0" wp14:anchorId="7FF8F9AC" wp14:editId="65A1DB84">
+                                  <wp:extent cx="5449410" cy="2743200"/>
                                   <wp:effectExtent l="0" t="0" r="0" b="0"/>
                                   <wp:docPr id="1004868064" name="Picture 20"/>
                                   <wp:cNvGraphicFramePr>
@@ -3608,7 +3596,7 @@
                                           </pic:cNvPicPr>
                                         </pic:nvPicPr>
                                         <pic:blipFill>
-                                          <a:blip r:embed="rId13">
+                                          <a:blip r:embed="rId12">
                                             <a:extLst>
                                               <a:ext uri="{28A0092B-C50C-407E-A947-70E740481C1C}">
                                                 <a14:useLocalDpi xmlns:a14="http://schemas.microsoft.com/office/drawing/2010/main" val="0"/>
@@ -3623,7 +3611,7 @@
                                         <pic:spPr bwMode="auto">
                                           <a:xfrm>
                                             <a:off x="0" y="0"/>
-                                            <a:ext cx="4944602" cy="2489083"/>
+                                            <a:ext cx="5459477" cy="2748268"/>
                                           </a:xfrm>
                                           <a:prstGeom prst="rect">
                                             <a:avLst/>
@@ -3662,7 +3650,7 @@
           </mc:Choice>
           <mc:Fallback>
             <w:pict>
-              <v:shape w14:anchorId="3EF73DE1" id="_x0000_s1038" type="#_x0000_t202" style="position:absolute;left:0;text-align:left;margin-left:46.45pt;margin-top:4.4pt;width:405.05pt;height:204.1pt;z-index:251694080;visibility:visible;mso-wrap-style:square;mso-width-percent:0;mso-height-percent:0;mso-wrap-distance-left:9pt;mso-wrap-distance-top:0;mso-wrap-distance-right:9pt;mso-wrap-distance-bottom:0;mso-position-horizontal:absolute;mso-position-horizontal-relative:text;mso-position-vertical:absolute;mso-position-vertical-relative:text;mso-width-percent:0;mso-height-percent:0;mso-width-relative:margin;mso-height-relative:margin;v-text-anchor:top" o:gfxdata="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" fillcolor="white [3201]" strokecolor="#0432ff" strokeweight="2pt">
+              <v:shape w14:anchorId="3EF73DE1" id="_x0000_s1038" type="#_x0000_t202" style="position:absolute;left:0;text-align:left;margin-left:4.5pt;margin-top:19.05pt;width:447.05pt;height:225.75pt;z-index:251694080;visibility:visible;mso-wrap-style:square;mso-width-percent:0;mso-height-percent:0;mso-wrap-distance-left:9pt;mso-wrap-distance-top:0;mso-wrap-distance-right:9pt;mso-wrap-distance-bottom:0;mso-position-horizontal:absolute;mso-position-horizontal-relative:text;mso-position-vertical:absolute;mso-position-vertical-relative:text;mso-width-percent:0;mso-height-percent:0;mso-width-relative:margin;mso-height-relative:margin;v-text-anchor:top" o:gfxdata="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" fillcolor="white [3201]" strokecolor="#0432ff" strokeweight="2pt">
                 <v:textbox>
                   <w:txbxContent>
                     <w:p>
@@ -3671,8 +3659,8 @@
                           <w:noProof/>
                         </w:rPr>
                         <w:drawing>
-                          <wp:inline distT="0" distB="0" distL="0" distR="0" wp14:anchorId="7FF8F9AC" wp14:editId="1F3DE4A3">
-                            <wp:extent cx="4937760" cy="2485639"/>
+                          <wp:inline distT="0" distB="0" distL="0" distR="0" wp14:anchorId="7FF8F9AC" wp14:editId="65A1DB84">
+                            <wp:extent cx="5449410" cy="2743200"/>
                             <wp:effectExtent l="0" t="0" r="0" b="0"/>
                             <wp:docPr id="1004868064" name="Picture 20"/>
                             <wp:cNvGraphicFramePr>
@@ -3688,7 +3676,7 @@
                                     </pic:cNvPicPr>
                                   </pic:nvPicPr>
                                   <pic:blipFill>
-                                    <a:blip r:embed="rId13">
+                                    <a:blip r:embed="rId12">
                                       <a:extLst>
                                         <a:ext uri="{28A0092B-C50C-407E-A947-70E740481C1C}">
                                           <a14:useLocalDpi xmlns:a14="http://schemas.microsoft.com/office/drawing/2010/main" val="0"/>
@@ -3703,7 +3691,7 @@
                                   <pic:spPr bwMode="auto">
                                     <a:xfrm>
                                       <a:off x="0" y="0"/>
-                                      <a:ext cx="4944602" cy="2489083"/>
+                                      <a:ext cx="5459477" cy="2748268"/>
                                     </a:xfrm>
                                     <a:prstGeom prst="rect">
                                       <a:avLst/>
@@ -3739,127 +3727,6 @@
     </w:p>
     <w:p>
       <w:pPr>
-        <w:pStyle w:val="ListParagraph"/>
-        <w:rPr>
-          <w:rFonts w:asciiTheme="majorHAnsi" w:hAnsiTheme="majorHAnsi" w:cstheme="majorHAnsi"/>
-        </w:rPr>
-      </w:pPr>
-    </w:p>
-    <w:p>
-      <w:pPr>
-        <w:pStyle w:val="ListParagraph"/>
-        <w:rPr>
-          <w:rFonts w:asciiTheme="majorHAnsi" w:hAnsiTheme="majorHAnsi" w:cstheme="majorHAnsi"/>
-        </w:rPr>
-      </w:pPr>
-    </w:p>
-    <w:p>
-      <w:pPr>
-        <w:pStyle w:val="ListParagraph"/>
-        <w:rPr>
-          <w:rFonts w:asciiTheme="majorHAnsi" w:hAnsiTheme="majorHAnsi" w:cstheme="majorHAnsi"/>
-        </w:rPr>
-      </w:pPr>
-    </w:p>
-    <w:p>
-      <w:pPr>
-        <w:pStyle w:val="ListParagraph"/>
-        <w:rPr>
-          <w:rFonts w:asciiTheme="majorHAnsi" w:hAnsiTheme="majorHAnsi" w:cstheme="majorHAnsi"/>
-        </w:rPr>
-      </w:pPr>
-    </w:p>
-    <w:p>
-      <w:pPr>
-        <w:pStyle w:val="ListParagraph"/>
-        <w:rPr>
-          <w:rFonts w:asciiTheme="majorHAnsi" w:hAnsiTheme="majorHAnsi" w:cstheme="majorHAnsi"/>
-        </w:rPr>
-      </w:pPr>
-    </w:p>
-    <w:p>
-      <w:pPr>
-        <w:pStyle w:val="ListParagraph"/>
-        <w:rPr>
-          <w:rFonts w:asciiTheme="majorHAnsi" w:hAnsiTheme="majorHAnsi" w:cstheme="majorHAnsi"/>
-        </w:rPr>
-      </w:pPr>
-    </w:p>
-    <w:p>
-      <w:pPr>
-        <w:pStyle w:val="ListParagraph"/>
-        <w:rPr>
-          <w:rFonts w:asciiTheme="majorHAnsi" w:hAnsiTheme="majorHAnsi" w:cstheme="majorHAnsi"/>
-        </w:rPr>
-      </w:pPr>
-    </w:p>
-    <w:p>
-      <w:pPr>
-        <w:pStyle w:val="ListParagraph"/>
-        <w:rPr>
-          <w:rFonts w:asciiTheme="majorHAnsi" w:hAnsiTheme="majorHAnsi" w:cstheme="majorHAnsi"/>
-        </w:rPr>
-      </w:pPr>
-    </w:p>
-    <w:p>
-      <w:pPr>
-        <w:pStyle w:val="ListParagraph"/>
-        <w:rPr>
-          <w:rFonts w:asciiTheme="majorHAnsi" w:hAnsiTheme="majorHAnsi" w:cstheme="majorHAnsi"/>
-        </w:rPr>
-      </w:pPr>
-    </w:p>
-    <w:p>
-      <w:pPr>
-        <w:pStyle w:val="ListParagraph"/>
-        <w:rPr>
-          <w:rFonts w:asciiTheme="majorHAnsi" w:hAnsiTheme="majorHAnsi" w:cstheme="majorHAnsi"/>
-        </w:rPr>
-      </w:pPr>
-    </w:p>
-    <w:p>
-      <w:pPr>
-        <w:pStyle w:val="ListParagraph"/>
-        <w:rPr>
-          <w:rFonts w:asciiTheme="majorHAnsi" w:hAnsiTheme="majorHAnsi" w:cstheme="majorHAnsi"/>
-        </w:rPr>
-      </w:pPr>
-    </w:p>
-    <w:p>
-      <w:pPr>
-        <w:pStyle w:val="ListParagraph"/>
-        <w:rPr>
-          <w:rFonts w:asciiTheme="majorHAnsi" w:hAnsiTheme="majorHAnsi" w:cstheme="majorHAnsi"/>
-        </w:rPr>
-      </w:pPr>
-    </w:p>
-    <w:p>
-      <w:pPr>
-        <w:pStyle w:val="ListParagraph"/>
-        <w:rPr>
-          <w:rFonts w:asciiTheme="majorHAnsi" w:hAnsiTheme="majorHAnsi" w:cstheme="majorHAnsi"/>
-        </w:rPr>
-      </w:pPr>
-    </w:p>
-    <w:p>
-      <w:pPr>
-        <w:pStyle w:val="ListParagraph"/>
-        <w:rPr>
-          <w:rFonts w:asciiTheme="majorHAnsi" w:hAnsiTheme="majorHAnsi" w:cstheme="majorHAnsi"/>
-        </w:rPr>
-      </w:pPr>
-    </w:p>
-    <w:p>
-      <w:pPr>
-        <w:pStyle w:val="ListParagraph"/>
-        <w:rPr>
-          <w:rFonts w:asciiTheme="majorHAnsi" w:hAnsiTheme="majorHAnsi" w:cstheme="majorHAnsi"/>
-        </w:rPr>
-      </w:pPr>
-    </w:p>
-    <w:p>
-      <w:pPr>
-        <w:ind w:left="720"/>
         <w:rPr>
           <w:rFonts w:asciiTheme="majorHAnsi" w:hAnsiTheme="majorHAnsi" w:cstheme="majorHAnsi"/>
           <w:lang w:val="en-CA" w:bidi="bn-IN"/>
@@ -4481,14 +4348,6 @@
           <w:rFonts w:asciiTheme="majorHAnsi" w:hAnsiTheme="majorHAnsi" w:cstheme="majorHAnsi"/>
         </w:rPr>
       </w:pPr>
-    </w:p>
-    <w:p>
-      <w:pPr>
-        <w:pStyle w:val="ListParagraph"/>
-        <w:rPr>
-          <w:rFonts w:asciiTheme="majorHAnsi" w:hAnsiTheme="majorHAnsi" w:cstheme="majorHAnsi"/>
-        </w:rPr>
-      </w:pPr>
       <w:r>
         <w:rPr>
           <w:rFonts w:asciiTheme="majorHAnsi" w:hAnsiTheme="majorHAnsi" w:cstheme="majorHAnsi"/>
@@ -4498,16 +4357,16 @@
         <mc:AlternateContent>
           <mc:Choice Requires="wps">
             <w:drawing>
-              <wp:anchor distT="0" distB="0" distL="114300" distR="114300" simplePos="0" relativeHeight="251696128" behindDoc="0" locked="0" layoutInCell="1" allowOverlap="1" wp14:anchorId="7431E714" wp14:editId="397AE047">
+              <wp:anchor distT="0" distB="0" distL="114300" distR="114300" simplePos="0" relativeHeight="251696128" behindDoc="0" locked="0" layoutInCell="1" allowOverlap="1" wp14:anchorId="7431E714" wp14:editId="6D1BD19D">
                 <wp:simplePos x="0" y="0"/>
-                <wp:positionH relativeFrom="column">
-                  <wp:posOffset>746667</wp:posOffset>
+                <wp:positionH relativeFrom="margin">
+                  <wp:align>right</wp:align>
                 </wp:positionH>
                 <wp:positionV relativeFrom="paragraph">
-                  <wp:posOffset>151154</wp:posOffset>
+                  <wp:posOffset>193675</wp:posOffset>
                 </wp:positionV>
-                <wp:extent cx="4524375" cy="2841625"/>
-                <wp:effectExtent l="12700" t="12700" r="9525" b="15875"/>
+                <wp:extent cx="5381625" cy="3086100"/>
+                <wp:effectExtent l="0" t="0" r="28575" b="19050"/>
                 <wp:wrapSquare wrapText="bothSides"/>
                 <wp:docPr id="380271983" name="Text Box 12"/>
                 <wp:cNvGraphicFramePr/>
@@ -4518,7 +4377,7 @@
                       <wps:spPr>
                         <a:xfrm>
                           <a:off x="0" y="0"/>
-                          <a:ext cx="4524375" cy="2841625"/>
+                          <a:ext cx="5381625" cy="3086100"/>
                         </a:xfrm>
                         <a:prstGeom prst="rect">
                           <a:avLst/>
@@ -4534,14 +4393,68 @@
                       </wps:spPr>
                       <wps:txbx>
                         <w:txbxContent>
-                          <w:p/>
+                          <w:p>
+                            <w:r>
+                              <w:rPr>
+                                <w:noProof/>
+                              </w:rPr>
+                              <w:drawing>
+                                <wp:inline distT="0" distB="0" distL="0" distR="0" wp14:anchorId="6F70238E" wp14:editId="785AFE55">
+                                  <wp:extent cx="5172075" cy="3914775"/>
+                                  <wp:effectExtent l="0" t="0" r="9525" b="9525"/>
+                                  <wp:docPr id="175552259" name="Picture 23"/>
+                                  <wp:cNvGraphicFramePr>
+                                    <a:graphicFrameLocks xmlns:a="http://schemas.openxmlformats.org/drawingml/2006/main" noChangeAspect="1"/>
+                                  </wp:cNvGraphicFramePr>
+                                  <a:graphic xmlns:a="http://schemas.openxmlformats.org/drawingml/2006/main">
+                                    <a:graphicData uri="http://schemas.openxmlformats.org/drawingml/2006/picture">
+                                      <pic:pic xmlns:pic="http://schemas.openxmlformats.org/drawingml/2006/picture">
+                                        <pic:nvPicPr>
+                                          <pic:cNvPr id="0" name="Picture 5"/>
+                                          <pic:cNvPicPr>
+                                            <a:picLocks noChangeAspect="1" noChangeArrowheads="1"/>
+                                          </pic:cNvPicPr>
+                                        </pic:nvPicPr>
+                                        <pic:blipFill>
+                                          <a:blip r:embed="rId13">
+                                            <a:extLst>
+                                              <a:ext uri="{28A0092B-C50C-407E-A947-70E740481C1C}">
+                                                <a14:useLocalDpi xmlns:a14="http://schemas.microsoft.com/office/drawing/2010/main" val="0"/>
+                                              </a:ext>
+                                            </a:extLst>
+                                          </a:blip>
+                                          <a:srcRect/>
+                                          <a:stretch>
+                                            <a:fillRect/>
+                                          </a:stretch>
+                                        </pic:blipFill>
+                                        <pic:spPr bwMode="auto">
+                                          <a:xfrm>
+                                            <a:off x="0" y="0"/>
+                                            <a:ext cx="5172075" cy="3914775"/>
+                                          </a:xfrm>
+                                          <a:prstGeom prst="rect">
+                                            <a:avLst/>
+                                          </a:prstGeom>
+                                          <a:noFill/>
+                                          <a:ln>
+                                            <a:noFill/>
+                                          </a:ln>
+                                        </pic:spPr>
+                                      </pic:pic>
+                                    </a:graphicData>
+                                  </a:graphic>
+                                </wp:inline>
+                              </w:drawing>
+                            </w:r>
+                          </w:p>
                         </w:txbxContent>
                       </wps:txbx>
-                      <wps:bodyPr rot="0" spcFirstLastPara="0" vertOverflow="overflow" horzOverflow="overflow" vert="horz" wrap="square" lIns="91440" tIns="45720" rIns="91440" bIns="45720" numCol="1" spcCol="0" rtlCol="0" fromWordArt="0" anchor="t" anchorCtr="0" forceAA="0" compatLnSpc="1">
+                      <wps:bodyPr rot="0" spcFirstLastPara="0" vertOverflow="overflow" horzOverflow="overflow" vert="horz" wrap="none" lIns="91440" tIns="45720" rIns="91440" bIns="45720" numCol="1" spcCol="0" rtlCol="0" fromWordArt="0" anchor="t" anchorCtr="0" forceAA="0" compatLnSpc="1">
                         <a:prstTxWarp prst="textNoShape">
                           <a:avLst/>
                         </a:prstTxWarp>
-                        <a:noAutofit/>
+                        <a:spAutoFit/>
                       </wps:bodyPr>
                     </wps:wsp>
                   </a:graphicData>
@@ -4557,13 +4470,67 @@
           </mc:Choice>
           <mc:Fallback>
             <w:pict>
-              <v:shape w14:anchorId="7431E714" id="_x0000_s1039" type="#_x0000_t202" style="position:absolute;left:0;text-align:left;margin-left:58.8pt;margin-top:11.9pt;width:356.25pt;height:223.75pt;z-index:251696128;visibility:visible;mso-wrap-style:square;mso-width-percent:0;mso-height-percent:0;mso-wrap-distance-left:9pt;mso-wrap-distance-top:0;mso-wrap-distance-right:9pt;mso-wrap-distance-bottom:0;mso-position-horizontal:absolute;mso-position-horizontal-relative:text;mso-position-vertical:absolute;mso-position-vertical-relative:text;mso-width-percent:0;mso-height-percent:0;mso-width-relative:margin;mso-height-relative:margin;v-text-anchor:top" o:gfxdata="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" fillcolor="white [3201]" strokecolor="#0432ff" strokeweight="2pt">
-                <v:textbox>
+              <v:shape w14:anchorId="7431E714" id="_x0000_s1039" type="#_x0000_t202" style="position:absolute;left:0;text-align:left;margin-left:372.55pt;margin-top:15.25pt;width:423.75pt;height:243pt;z-index:251696128;visibility:visible;mso-wrap-style:none;mso-width-percent:0;mso-height-percent:0;mso-wrap-distance-left:9pt;mso-wrap-distance-top:0;mso-wrap-distance-right:9pt;mso-wrap-distance-bottom:0;mso-position-horizontal:right;mso-position-horizontal-relative:margin;mso-position-vertical:absolute;mso-position-vertical-relative:text;mso-width-percent:0;mso-height-percent:0;mso-width-relative:margin;mso-height-relative:margin;v-text-anchor:top" o:gfxdata="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" fillcolor="white [3201]" strokecolor="#0432ff" strokeweight="2pt">
+                <v:textbox style="mso-fit-shape-to-text:t">
                   <w:txbxContent>
-                    <w:p/>
+                    <w:p>
+                      <w:r>
+                        <w:rPr>
+                          <w:noProof/>
+                        </w:rPr>
+                        <w:drawing>
+                          <wp:inline distT="0" distB="0" distL="0" distR="0" wp14:anchorId="6F70238E" wp14:editId="785AFE55">
+                            <wp:extent cx="5172075" cy="3914775"/>
+                            <wp:effectExtent l="0" t="0" r="9525" b="9525"/>
+                            <wp:docPr id="175552259" name="Picture 23"/>
+                            <wp:cNvGraphicFramePr>
+                              <a:graphicFrameLocks xmlns:a="http://schemas.openxmlformats.org/drawingml/2006/main" noChangeAspect="1"/>
+                            </wp:cNvGraphicFramePr>
+                            <a:graphic xmlns:a="http://schemas.openxmlformats.org/drawingml/2006/main">
+                              <a:graphicData uri="http://schemas.openxmlformats.org/drawingml/2006/picture">
+                                <pic:pic xmlns:pic="http://schemas.openxmlformats.org/drawingml/2006/picture">
+                                  <pic:nvPicPr>
+                                    <pic:cNvPr id="0" name="Picture 5"/>
+                                    <pic:cNvPicPr>
+                                      <a:picLocks noChangeAspect="1" noChangeArrowheads="1"/>
+                                    </pic:cNvPicPr>
+                                  </pic:nvPicPr>
+                                  <pic:blipFill>
+                                    <a:blip r:embed="rId13">
+                                      <a:extLst>
+                                        <a:ext uri="{28A0092B-C50C-407E-A947-70E740481C1C}">
+                                          <a14:useLocalDpi xmlns:a14="http://schemas.microsoft.com/office/drawing/2010/main" val="0"/>
+                                        </a:ext>
+                                      </a:extLst>
+                                    </a:blip>
+                                    <a:srcRect/>
+                                    <a:stretch>
+                                      <a:fillRect/>
+                                    </a:stretch>
+                                  </pic:blipFill>
+                                  <pic:spPr bwMode="auto">
+                                    <a:xfrm>
+                                      <a:off x="0" y="0"/>
+                                      <a:ext cx="5172075" cy="3914775"/>
+                                    </a:xfrm>
+                                    <a:prstGeom prst="rect">
+                                      <a:avLst/>
+                                    </a:prstGeom>
+                                    <a:noFill/>
+                                    <a:ln>
+                                      <a:noFill/>
+                                    </a:ln>
+                                  </pic:spPr>
+                                </pic:pic>
+                              </a:graphicData>
+                            </a:graphic>
+                          </wp:inline>
+                        </w:drawing>
+                      </w:r>
+                    </w:p>
                   </w:txbxContent>
                 </v:textbox>
-                <w10:wrap type="square"/>
+                <w10:wrap type="square" anchorx="margin"/>
               </v:shape>
             </w:pict>
           </mc:Fallback>
@@ -4572,127 +4539,6 @@
     </w:p>
     <w:p>
       <w:pPr>
-        <w:pStyle w:val="ListParagraph"/>
-        <w:rPr>
-          <w:rFonts w:asciiTheme="majorHAnsi" w:hAnsiTheme="majorHAnsi" w:cstheme="majorHAnsi"/>
-        </w:rPr>
-      </w:pPr>
-    </w:p>
-    <w:p>
-      <w:pPr>
-        <w:pStyle w:val="ListParagraph"/>
-        <w:rPr>
-          <w:rFonts w:asciiTheme="majorHAnsi" w:hAnsiTheme="majorHAnsi" w:cstheme="majorHAnsi"/>
-        </w:rPr>
-      </w:pPr>
-    </w:p>
-    <w:p>
-      <w:pPr>
-        <w:pStyle w:val="ListParagraph"/>
-        <w:rPr>
-          <w:rFonts w:asciiTheme="majorHAnsi" w:hAnsiTheme="majorHAnsi" w:cstheme="majorHAnsi"/>
-        </w:rPr>
-      </w:pPr>
-    </w:p>
-    <w:p>
-      <w:pPr>
-        <w:pStyle w:val="ListParagraph"/>
-        <w:rPr>
-          <w:rFonts w:asciiTheme="majorHAnsi" w:hAnsiTheme="majorHAnsi" w:cstheme="majorHAnsi"/>
-        </w:rPr>
-      </w:pPr>
-    </w:p>
-    <w:p>
-      <w:pPr>
-        <w:pStyle w:val="ListParagraph"/>
-        <w:rPr>
-          <w:rFonts w:asciiTheme="majorHAnsi" w:hAnsiTheme="majorHAnsi" w:cstheme="majorHAnsi"/>
-        </w:rPr>
-      </w:pPr>
-    </w:p>
-    <w:p>
-      <w:pPr>
-        <w:pStyle w:val="ListParagraph"/>
-        <w:rPr>
-          <w:rFonts w:asciiTheme="majorHAnsi" w:hAnsiTheme="majorHAnsi" w:cstheme="majorHAnsi"/>
-        </w:rPr>
-      </w:pPr>
-    </w:p>
-    <w:p>
-      <w:pPr>
-        <w:pStyle w:val="ListParagraph"/>
-        <w:rPr>
-          <w:rFonts w:asciiTheme="majorHAnsi" w:hAnsiTheme="majorHAnsi" w:cstheme="majorHAnsi"/>
-        </w:rPr>
-      </w:pPr>
-    </w:p>
-    <w:p>
-      <w:pPr>
-        <w:pStyle w:val="ListParagraph"/>
-        <w:rPr>
-          <w:rFonts w:asciiTheme="majorHAnsi" w:hAnsiTheme="majorHAnsi" w:cstheme="majorHAnsi"/>
-        </w:rPr>
-      </w:pPr>
-    </w:p>
-    <w:p>
-      <w:pPr>
-        <w:pStyle w:val="ListParagraph"/>
-        <w:rPr>
-          <w:rFonts w:asciiTheme="majorHAnsi" w:hAnsiTheme="majorHAnsi" w:cstheme="majorHAnsi"/>
-        </w:rPr>
-      </w:pPr>
-    </w:p>
-    <w:p>
-      <w:pPr>
-        <w:pStyle w:val="ListParagraph"/>
-        <w:rPr>
-          <w:rFonts w:asciiTheme="majorHAnsi" w:hAnsiTheme="majorHAnsi" w:cstheme="majorHAnsi"/>
-        </w:rPr>
-      </w:pPr>
-    </w:p>
-    <w:p>
-      <w:pPr>
-        <w:pStyle w:val="ListParagraph"/>
-        <w:rPr>
-          <w:rFonts w:asciiTheme="majorHAnsi" w:hAnsiTheme="majorHAnsi" w:cstheme="majorHAnsi"/>
-        </w:rPr>
-      </w:pPr>
-    </w:p>
-    <w:p>
-      <w:pPr>
-        <w:pStyle w:val="ListParagraph"/>
-        <w:rPr>
-          <w:rFonts w:asciiTheme="majorHAnsi" w:hAnsiTheme="majorHAnsi" w:cstheme="majorHAnsi"/>
-        </w:rPr>
-      </w:pPr>
-    </w:p>
-    <w:p>
-      <w:pPr>
-        <w:pStyle w:val="ListParagraph"/>
-        <w:rPr>
-          <w:rFonts w:asciiTheme="majorHAnsi" w:hAnsiTheme="majorHAnsi" w:cstheme="majorHAnsi"/>
-        </w:rPr>
-      </w:pPr>
-    </w:p>
-    <w:p>
-      <w:pPr>
-        <w:pStyle w:val="ListParagraph"/>
-        <w:rPr>
-          <w:rFonts w:asciiTheme="majorHAnsi" w:hAnsiTheme="majorHAnsi" w:cstheme="majorHAnsi"/>
-        </w:rPr>
-      </w:pPr>
-    </w:p>
-    <w:p>
-      <w:pPr>
-        <w:pStyle w:val="ListParagraph"/>
-        <w:rPr>
-          <w:rFonts w:asciiTheme="majorHAnsi" w:hAnsiTheme="majorHAnsi" w:cstheme="majorHAnsi"/>
-        </w:rPr>
-      </w:pPr>
-    </w:p>
-    <w:p>
-      <w:pPr>
-        <w:pStyle w:val="ListParagraph"/>
         <w:rPr>
           <w:rFonts w:asciiTheme="majorHAnsi" w:hAnsiTheme="majorHAnsi" w:cstheme="majorHAnsi"/>
         </w:rPr>
@@ -4893,7 +4739,21 @@
                                 <w:rFonts w:asciiTheme="majorHAnsi" w:hAnsiTheme="majorHAnsi" w:cstheme="majorHAnsi"/>
                                 <w:lang w:val="en-CA"/>
                               </w:rPr>
-                              <w:t xml:space="preserve">                 </w:t>
+                              <w:t xml:space="preserve"> </w:t>
+                            </w:r>
+                            <w:r>
+                              <w:rPr>
+                                <w:rFonts w:asciiTheme="majorHAnsi" w:hAnsiTheme="majorHAnsi" w:cstheme="majorHAnsi"/>
+                                <w:lang w:val="en-CA"/>
+                              </w:rPr>
+                              <w:t>156.3</w:t>
+                            </w:r>
+                            <w:r>
+                              <w:rPr>
+                                <w:rFonts w:asciiTheme="majorHAnsi" w:hAnsiTheme="majorHAnsi" w:cstheme="majorHAnsi"/>
+                                <w:lang w:val="en-CA"/>
+                              </w:rPr>
+                              <w:t xml:space="preserve">  </w:t>
                             </w:r>
                             <w:r>
                               <w:rPr>
@@ -4954,7 +4814,21 @@
                           <w:rFonts w:asciiTheme="majorHAnsi" w:hAnsiTheme="majorHAnsi" w:cstheme="majorHAnsi"/>
                           <w:lang w:val="en-CA"/>
                         </w:rPr>
-                        <w:t xml:space="preserve">                 </w:t>
+                        <w:t xml:space="preserve"> </w:t>
+                      </w:r>
+                      <w:r>
+                        <w:rPr>
+                          <w:rFonts w:asciiTheme="majorHAnsi" w:hAnsiTheme="majorHAnsi" w:cstheme="majorHAnsi"/>
+                          <w:lang w:val="en-CA"/>
+                        </w:rPr>
+                        <w:t>156.3</w:t>
+                      </w:r>
+                      <w:r>
+                        <w:rPr>
+                          <w:rFonts w:asciiTheme="majorHAnsi" w:hAnsiTheme="majorHAnsi" w:cstheme="majorHAnsi"/>
+                          <w:lang w:val="en-CA"/>
+                        </w:rPr>
+                        <w:t xml:space="preserve">  </w:t>
                       </w:r>
                       <w:r>
                         <w:rPr>
@@ -5078,7 +4952,23 @@
                                 <w:rFonts w:asciiTheme="majorHAnsi" w:hAnsiTheme="majorHAnsi" w:cstheme="majorHAnsi"/>
                                 <w:lang w:val="en-CA" w:bidi="bn-IN"/>
                               </w:rPr>
-                              <w:t xml:space="preserve">Yes or No:          </w:t>
+                              <w:t xml:space="preserve">Yes or No:    </w:t>
+                            </w:r>
+                            <w:r>
+                              <w:rPr>
+                                <w:rFonts w:asciiTheme="majorHAnsi" w:hAnsiTheme="majorHAnsi" w:cstheme="majorHAnsi"/>
+                                <w:b/>
+                                <w:bCs/>
+                                <w:lang w:val="en-CA" w:bidi="bn-IN"/>
+                              </w:rPr>
+                              <w:t>No</w:t>
+                            </w:r>
+                            <w:r>
+                              <w:rPr>
+                                <w:rFonts w:asciiTheme="majorHAnsi" w:hAnsiTheme="majorHAnsi" w:cstheme="majorHAnsi"/>
+                                <w:lang w:val="en-CA" w:bidi="bn-IN"/>
+                              </w:rPr>
+                              <w:t xml:space="preserve">      </w:t>
                             </w:r>
                             <w:r>
                               <w:rPr>
@@ -5132,7 +5022,23 @@
                           <w:rFonts w:asciiTheme="majorHAnsi" w:hAnsiTheme="majorHAnsi" w:cstheme="majorHAnsi"/>
                           <w:lang w:val="en-CA" w:bidi="bn-IN"/>
                         </w:rPr>
-                        <w:t xml:space="preserve">Yes or No:          </w:t>
+                        <w:t xml:space="preserve">Yes or No:    </w:t>
+                      </w:r>
+                      <w:r>
+                        <w:rPr>
+                          <w:rFonts w:asciiTheme="majorHAnsi" w:hAnsiTheme="majorHAnsi" w:cstheme="majorHAnsi"/>
+                          <w:b/>
+                          <w:bCs/>
+                          <w:lang w:val="en-CA" w:bidi="bn-IN"/>
+                        </w:rPr>
+                        <w:t>No</w:t>
+                      </w:r>
+                      <w:r>
+                        <w:rPr>
+                          <w:rFonts w:asciiTheme="majorHAnsi" w:hAnsiTheme="majorHAnsi" w:cstheme="majorHAnsi"/>
+                          <w:lang w:val="en-CA" w:bidi="bn-IN"/>
+                        </w:rPr>
+                        <w:t xml:space="preserve">      </w:t>
                       </w:r>
                       <w:r>
                         <w:rPr>
@@ -5257,14 +5163,28 @@
                                 <w:rFonts w:asciiTheme="majorHAnsi" w:hAnsiTheme="majorHAnsi" w:cstheme="majorHAnsi"/>
                                 <w:lang w:val="en-CA" w:bidi="bn-IN"/>
                               </w:rPr>
-                              <w:t xml:space="preserve"> =           </w:t>
+                              <w:t xml:space="preserve"> = </w:t>
+                            </w:r>
+                            <w:r>
+                              <w:rPr>
+                                <w:rFonts w:asciiTheme="majorHAnsi" w:hAnsiTheme="majorHAnsi" w:cstheme="majorHAnsi"/>
+                                <w:lang w:val="en-CA" w:bidi="bn-IN"/>
+                              </w:rPr>
+                              <w:t>149.8</w:t>
+                            </w:r>
+                            <w:r>
+                              <w:rPr>
+                                <w:rFonts w:asciiTheme="majorHAnsi" w:hAnsiTheme="majorHAnsi" w:cstheme="majorHAnsi"/>
+                                <w:lang w:val="en-CA" w:bidi="bn-IN"/>
+                              </w:rPr>
+                              <w:t xml:space="preserve">    </w:t>
                             </w:r>
                             <w:r>
                               <w:rPr>
                                 <w:rFonts w:asciiTheme="majorHAnsi" w:hAnsiTheme="majorHAnsi" w:cstheme="majorHAnsi"/>
                                 <w:lang w:val="en-CA"/>
                               </w:rPr>
-                              <w:t xml:space="preserve">        &amp; </w:t>
+                              <w:t xml:space="preserve">&amp; </w:t>
                             </w:r>
                             <w:r>
                               <w:rPr>
@@ -5302,14 +5222,28 @@
                                 <w:rFonts w:asciiTheme="majorHAnsi" w:hAnsiTheme="majorHAnsi" w:cstheme="majorHAnsi"/>
                                 <w:lang w:val="en-CA" w:bidi="bn-IN"/>
                               </w:rPr>
-                              <w:t xml:space="preserve"> = </w:t>
+                              <w:t xml:space="preserve"> </w:t>
+                            </w:r>
+                            <w:r>
+                              <w:rPr>
+                                <w:rFonts w:asciiTheme="majorHAnsi" w:hAnsiTheme="majorHAnsi" w:cstheme="majorHAnsi"/>
+                                <w:lang w:val="en-CA" w:bidi="bn-IN"/>
+                              </w:rPr>
+                              <w:t xml:space="preserve">= </w:t>
                             </w:r>
                             <w:r>
                               <w:rPr>
                                 <w:rFonts w:asciiTheme="majorHAnsi" w:hAnsiTheme="majorHAnsi" w:cstheme="majorHAnsi"/>
                                 <w:lang w:val="en-CA"/>
                               </w:rPr>
-                              <w:t xml:space="preserve">          </w:t>
+                              <w:t>159.3</w:t>
+                            </w:r>
+                            <w:r>
+                              <w:rPr>
+                                <w:rFonts w:asciiTheme="majorHAnsi" w:hAnsiTheme="majorHAnsi" w:cstheme="majorHAnsi"/>
+                                <w:lang w:val="en-CA"/>
+                              </w:rPr>
+                              <w:t xml:space="preserve"> </w:t>
                             </w:r>
                             <w:r>
                               <w:rPr>
@@ -5371,14 +5305,28 @@
                           <w:rFonts w:asciiTheme="majorHAnsi" w:hAnsiTheme="majorHAnsi" w:cstheme="majorHAnsi"/>
                           <w:lang w:val="en-CA" w:bidi="bn-IN"/>
                         </w:rPr>
-                        <w:t xml:space="preserve"> =           </w:t>
+                        <w:t xml:space="preserve"> = </w:t>
+                      </w:r>
+                      <w:r>
+                        <w:rPr>
+                          <w:rFonts w:asciiTheme="majorHAnsi" w:hAnsiTheme="majorHAnsi" w:cstheme="majorHAnsi"/>
+                          <w:lang w:val="en-CA" w:bidi="bn-IN"/>
+                        </w:rPr>
+                        <w:t>149.8</w:t>
+                      </w:r>
+                      <w:r>
+                        <w:rPr>
+                          <w:rFonts w:asciiTheme="majorHAnsi" w:hAnsiTheme="majorHAnsi" w:cstheme="majorHAnsi"/>
+                          <w:lang w:val="en-CA" w:bidi="bn-IN"/>
+                        </w:rPr>
+                        <w:t xml:space="preserve">    </w:t>
                       </w:r>
                       <w:r>
                         <w:rPr>
                           <w:rFonts w:asciiTheme="majorHAnsi" w:hAnsiTheme="majorHAnsi" w:cstheme="majorHAnsi"/>
                           <w:lang w:val="en-CA"/>
                         </w:rPr>
-                        <w:t xml:space="preserve">        &amp; </w:t>
+                        <w:t xml:space="preserve">&amp; </w:t>
                       </w:r>
                       <w:r>
                         <w:rPr>
@@ -5416,14 +5364,28 @@
                           <w:rFonts w:asciiTheme="majorHAnsi" w:hAnsiTheme="majorHAnsi" w:cstheme="majorHAnsi"/>
                           <w:lang w:val="en-CA" w:bidi="bn-IN"/>
                         </w:rPr>
-                        <w:t xml:space="preserve"> = </w:t>
+                        <w:t xml:space="preserve"> </w:t>
+                      </w:r>
+                      <w:r>
+                        <w:rPr>
+                          <w:rFonts w:asciiTheme="majorHAnsi" w:hAnsiTheme="majorHAnsi" w:cstheme="majorHAnsi"/>
+                          <w:lang w:val="en-CA" w:bidi="bn-IN"/>
+                        </w:rPr>
+                        <w:t xml:space="preserve">= </w:t>
                       </w:r>
                       <w:r>
                         <w:rPr>
                           <w:rFonts w:asciiTheme="majorHAnsi" w:hAnsiTheme="majorHAnsi" w:cstheme="majorHAnsi"/>
                           <w:lang w:val="en-CA"/>
                         </w:rPr>
-                        <w:t xml:space="preserve">          </w:t>
+                        <w:t>159.3</w:t>
+                      </w:r>
+                      <w:r>
+                        <w:rPr>
+                          <w:rFonts w:asciiTheme="majorHAnsi" w:hAnsiTheme="majorHAnsi" w:cstheme="majorHAnsi"/>
+                          <w:lang w:val="en-CA"/>
+                        </w:rPr>
+                        <w:t xml:space="preserve"> </w:t>
                       </w:r>
                       <w:r>
                         <w:rPr>
@@ -5480,16 +5442,6 @@
     </w:p>
     <w:p>
       <w:pPr>
-        <w:pStyle w:val="ListParagraph"/>
-        <w:rPr>
-          <w:rFonts w:asciiTheme="majorHAnsi" w:hAnsiTheme="majorHAnsi" w:cstheme="majorHAnsi"/>
-          <w:lang w:val="en-CA" w:bidi="bn-IN"/>
-        </w:rPr>
-      </w:pPr>
-    </w:p>
-    <w:p>
-      <w:pPr>
-        <w:pStyle w:val="ListParagraph"/>
         <w:rPr>
           <w:rFonts w:asciiTheme="majorHAnsi" w:hAnsiTheme="majorHAnsi" w:cstheme="majorHAnsi"/>
           <w:lang w:val="en-CA" w:bidi="bn-IN"/>
@@ -5517,20 +5469,19 @@
       </w:pPr>
       <w:r>
         <w:rPr>
-          <w:rFonts w:asciiTheme="majorHAnsi" w:hAnsiTheme="majorHAnsi" w:cstheme="majorHAnsi"/>
           <w:noProof/>
           <w:lang w:val="en-CA" w:bidi="bn-IN"/>
         </w:rPr>
         <mc:AlternateContent>
           <mc:Choice Requires="wps">
             <w:drawing>
-              <wp:anchor distT="0" distB="0" distL="114300" distR="114300" simplePos="0" relativeHeight="251704320" behindDoc="0" locked="0" layoutInCell="1" allowOverlap="1" wp14:anchorId="3DE39EB0" wp14:editId="0CD9FB15">
+              <wp:anchor distT="0" distB="0" distL="114300" distR="114300" simplePos="0" relativeHeight="251704320" behindDoc="0" locked="0" layoutInCell="1" allowOverlap="1" wp14:anchorId="3DE39EB0" wp14:editId="531CAA1F">
                 <wp:simplePos x="0" y="0"/>
                 <wp:positionH relativeFrom="column">
-                  <wp:posOffset>3105150</wp:posOffset>
+                  <wp:posOffset>3114675</wp:posOffset>
                 </wp:positionH>
                 <wp:positionV relativeFrom="paragraph">
-                  <wp:posOffset>31760</wp:posOffset>
+                  <wp:posOffset>95250</wp:posOffset>
                 </wp:positionV>
                 <wp:extent cx="2397125" cy="330835"/>
                 <wp:effectExtent l="12700" t="12700" r="15875" b="12065"/>
@@ -5587,14 +5538,28 @@
                                 <w:rFonts w:asciiTheme="majorHAnsi" w:hAnsiTheme="majorHAnsi" w:cstheme="majorHAnsi"/>
                                 <w:lang w:val="en-CA" w:bidi="bn-IN"/>
                               </w:rPr>
-                              <w:t xml:space="preserve"> =           </w:t>
+                              <w:t xml:space="preserve"> = </w:t>
+                            </w:r>
+                            <w:r>
+                              <w:rPr>
+                                <w:rFonts w:asciiTheme="majorHAnsi" w:hAnsiTheme="majorHAnsi" w:cstheme="majorHAnsi"/>
+                                <w:lang w:val="en-CA" w:bidi="bn-IN"/>
+                              </w:rPr>
+                              <w:t>158.7</w:t>
+                            </w:r>
+                            <w:r>
+                              <w:rPr>
+                                <w:rFonts w:asciiTheme="majorHAnsi" w:hAnsiTheme="majorHAnsi" w:cstheme="majorHAnsi"/>
+                                <w:lang w:val="en-CA" w:bidi="bn-IN"/>
+                              </w:rPr>
+                              <w:t xml:space="preserve">   </w:t>
                             </w:r>
                             <w:r>
                               <w:rPr>
                                 <w:rFonts w:asciiTheme="majorHAnsi" w:hAnsiTheme="majorHAnsi" w:cstheme="majorHAnsi"/>
                                 <w:lang w:val="en-CA"/>
                               </w:rPr>
-                              <w:t xml:space="preserve">        &amp; </w:t>
+                              <w:t xml:space="preserve">&amp; </w:t>
                             </w:r>
                             <w:r>
                               <w:rPr>
@@ -5637,6 +5602,13 @@
                             <w:r>
                               <w:rPr>
                                 <w:rFonts w:asciiTheme="majorHAnsi" w:hAnsiTheme="majorHAnsi" w:cstheme="majorHAnsi"/>
+                                <w:lang w:val="en-CA" w:bidi="bn-IN"/>
+                              </w:rPr>
+                              <w:t>203.1</w:t>
+                            </w:r>
+                            <w:r>
+                              <w:rPr>
+                                <w:rFonts w:asciiTheme="majorHAnsi" w:hAnsiTheme="majorHAnsi" w:cstheme="majorHAnsi"/>
                                 <w:lang w:val="en-CA"/>
                               </w:rPr>
                               <w:t xml:space="preserve">          </w:t>
@@ -5671,7 +5643,7 @@
           </mc:Choice>
           <mc:Fallback>
             <w:pict>
-              <v:shape w14:anchorId="3DE39EB0" id="_x0000_s1043" type="#_x0000_t202" style="position:absolute;left:0;text-align:left;margin-left:244.5pt;margin-top:2.5pt;width:188.75pt;height:26.05pt;z-index:251704320;visibility:visible;mso-wrap-style:square;mso-width-percent:0;mso-height-percent:0;mso-wrap-distance-left:9pt;mso-wrap-distance-top:0;mso-wrap-distance-right:9pt;mso-wrap-distance-bottom:0;mso-position-horizontal:absolute;mso-position-horizontal-relative:text;mso-position-vertical:absolute;mso-position-vertical-relative:text;mso-width-percent:0;mso-height-percent:0;mso-width-relative:margin;mso-height-relative:margin;v-text-anchor:top" o:gfxdata="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" fillcolor="white [3201]" strokecolor="#0432ff" strokeweight="2pt">
+              <v:shape w14:anchorId="3DE39EB0" id="_x0000_s1043" type="#_x0000_t202" style="position:absolute;left:0;text-align:left;margin-left:245.25pt;margin-top:7.5pt;width:188.75pt;height:26.05pt;z-index:251704320;visibility:visible;mso-wrap-style:square;mso-width-percent:0;mso-height-percent:0;mso-wrap-distance-left:9pt;mso-wrap-distance-top:0;mso-wrap-distance-right:9pt;mso-wrap-distance-bottom:0;mso-position-horizontal:absolute;mso-position-horizontal-relative:text;mso-position-vertical:absolute;mso-position-vertical-relative:text;mso-width-percent:0;mso-height-percent:0;mso-width-relative:margin;mso-height-relative:margin;v-text-anchor:top" o:gfxdata="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" fillcolor="white [3201]" strokecolor="#0432ff" strokeweight="2pt">
                 <v:textbox>
                   <w:txbxContent>
                     <w:p>
@@ -5701,14 +5673,28 @@
                           <w:rFonts w:asciiTheme="majorHAnsi" w:hAnsiTheme="majorHAnsi" w:cstheme="majorHAnsi"/>
                           <w:lang w:val="en-CA" w:bidi="bn-IN"/>
                         </w:rPr>
-                        <w:t xml:space="preserve"> =           </w:t>
+                        <w:t xml:space="preserve"> = </w:t>
+                      </w:r>
+                      <w:r>
+                        <w:rPr>
+                          <w:rFonts w:asciiTheme="majorHAnsi" w:hAnsiTheme="majorHAnsi" w:cstheme="majorHAnsi"/>
+                          <w:lang w:val="en-CA" w:bidi="bn-IN"/>
+                        </w:rPr>
+                        <w:t>158.7</w:t>
+                      </w:r>
+                      <w:r>
+                        <w:rPr>
+                          <w:rFonts w:asciiTheme="majorHAnsi" w:hAnsiTheme="majorHAnsi" w:cstheme="majorHAnsi"/>
+                          <w:lang w:val="en-CA" w:bidi="bn-IN"/>
+                        </w:rPr>
+                        <w:t xml:space="preserve">   </w:t>
                       </w:r>
                       <w:r>
                         <w:rPr>
                           <w:rFonts w:asciiTheme="majorHAnsi" w:hAnsiTheme="majorHAnsi" w:cstheme="majorHAnsi"/>
                           <w:lang w:val="en-CA"/>
                         </w:rPr>
-                        <w:t xml:space="preserve">        &amp; </w:t>
+                        <w:t xml:space="preserve">&amp; </w:t>
                       </w:r>
                       <w:r>
                         <w:rPr>
@@ -5751,6 +5737,13 @@
                       <w:r>
                         <w:rPr>
                           <w:rFonts w:asciiTheme="majorHAnsi" w:hAnsiTheme="majorHAnsi" w:cstheme="majorHAnsi"/>
+                          <w:lang w:val="en-CA" w:bidi="bn-IN"/>
+                        </w:rPr>
+                        <w:t>203.1</w:t>
+                      </w:r>
+                      <w:r>
+                        <w:rPr>
+                          <w:rFonts w:asciiTheme="majorHAnsi" w:hAnsiTheme="majorHAnsi" w:cstheme="majorHAnsi"/>
                           <w:lang w:val="en-CA"/>
                         </w:rPr>
                         <w:t xml:space="preserve">          </w:t>
@@ -5818,34 +5811,39 @@
           <w:lang w:val="en-CA" w:bidi="bn-IN"/>
         </w:rPr>
       </w:pPr>
-      <w:r>
+    </w:p>
+    <w:p>
+      <w:pPr>
+        <w:ind w:left="360"/>
         <w:rPr>
           <w:rFonts w:asciiTheme="majorHAnsi" w:hAnsiTheme="majorHAnsi" w:cstheme="majorHAnsi"/>
           <w:b/>
           <w:bCs/>
           <w:lang w:val="en-CA" w:bidi="bn-IN"/>
         </w:rPr>
-        <w:lastRenderedPageBreak/>
-        <w:t>Part-</w:t>
-      </w:r>
-      <w:r>
+      </w:pPr>
+    </w:p>
+    <w:p>
+      <w:pPr>
+        <w:ind w:left="360"/>
         <w:rPr>
           <w:rFonts w:asciiTheme="majorHAnsi" w:hAnsiTheme="majorHAnsi" w:cstheme="majorHAnsi"/>
           <w:b/>
           <w:bCs/>
           <w:lang w:val="en-CA" w:bidi="bn-IN"/>
         </w:rPr>
-        <w:t>C</w:t>
-      </w:r>
-      <w:r>
+      </w:pPr>
+    </w:p>
+    <w:p>
+      <w:pPr>
+        <w:ind w:left="360"/>
         <w:rPr>
           <w:rFonts w:asciiTheme="majorHAnsi" w:hAnsiTheme="majorHAnsi" w:cstheme="majorHAnsi"/>
           <w:b/>
           <w:bCs/>
           <w:lang w:val="en-CA" w:bidi="bn-IN"/>
         </w:rPr>
-        <w:t xml:space="preserve">: </w:t>
-      </w:r>
+      </w:pPr>
       <w:r>
         <w:rPr>
           <w:rFonts w:asciiTheme="majorHAnsi" w:hAnsiTheme="majorHAnsi" w:cstheme="majorHAnsi"/>
@@ -5853,7 +5851,7 @@
           <w:bCs/>
           <w:lang w:val="en-CA" w:bidi="bn-IN"/>
         </w:rPr>
-        <w:t xml:space="preserve">Two-stage CE Amplifier </w:t>
+        <w:t>Part-</w:t>
       </w:r>
       <w:r>
         <w:rPr>
@@ -5862,7 +5860,7 @@
           <w:bCs/>
           <w:lang w:val="en-CA" w:bidi="bn-IN"/>
         </w:rPr>
-        <w:t xml:space="preserve">Biasing </w:t>
+        <w:t>C</w:t>
       </w:r>
       <w:r>
         <w:rPr>
@@ -5871,6 +5869,33 @@
           <w:bCs/>
           <w:lang w:val="en-CA" w:bidi="bn-IN"/>
         </w:rPr>
+        <w:t xml:space="preserve">: </w:t>
+      </w:r>
+      <w:r>
+        <w:rPr>
+          <w:rFonts w:asciiTheme="majorHAnsi" w:hAnsiTheme="majorHAnsi" w:cstheme="majorHAnsi"/>
+          <w:b/>
+          <w:bCs/>
+          <w:lang w:val="en-CA" w:bidi="bn-IN"/>
+        </w:rPr>
+        <w:t xml:space="preserve">Two-stage CE Amplifier </w:t>
+      </w:r>
+      <w:r>
+        <w:rPr>
+          <w:rFonts w:asciiTheme="majorHAnsi" w:hAnsiTheme="majorHAnsi" w:cstheme="majorHAnsi"/>
+          <w:b/>
+          <w:bCs/>
+          <w:lang w:val="en-CA" w:bidi="bn-IN"/>
+        </w:rPr>
+        <w:t xml:space="preserve">Biasing </w:t>
+      </w:r>
+      <w:r>
+        <w:rPr>
+          <w:rFonts w:asciiTheme="majorHAnsi" w:hAnsiTheme="majorHAnsi" w:cstheme="majorHAnsi"/>
+          <w:b/>
+          <w:bCs/>
+          <w:lang w:val="en-CA" w:bidi="bn-IN"/>
+        </w:rPr>
         <w:t>and Output Signal Analysis</w:t>
       </w:r>
     </w:p>
@@ -5946,11 +5971,19 @@
         </w:rPr>
         <w:t xml:space="preserve">its operation. </w:t>
       </w:r>
-      <w:r>
-        <w:rPr>
-          <w:rFonts w:asciiTheme="majorHAnsi" w:hAnsiTheme="majorHAnsi" w:cstheme="majorHAnsi"/>
-        </w:rPr>
-        <w:t>The input signal v</w:t>
+      <w:proofErr w:type="gramStart"/>
+      <w:r>
+        <w:rPr>
+          <w:rFonts w:asciiTheme="majorHAnsi" w:hAnsiTheme="majorHAnsi" w:cstheme="majorHAnsi"/>
+        </w:rPr>
+        <w:t>The input</w:t>
+      </w:r>
+      <w:proofErr w:type="gramEnd"/>
+      <w:r>
+        <w:rPr>
+          <w:rFonts w:asciiTheme="majorHAnsi" w:hAnsiTheme="majorHAnsi" w:cstheme="majorHAnsi"/>
+        </w:rPr>
+        <w:t xml:space="preserve"> signal v</w:t>
       </w:r>
       <w:r>
         <w:rPr>
@@ -6106,15 +6139,14 @@
     </w:p>
     <w:p>
       <w:pPr>
-        <w:ind w:left="360"/>
-        <w:rPr>
-          <w:rFonts w:asciiTheme="majorHAnsi" w:hAnsiTheme="majorHAnsi" w:cstheme="majorHAnsi"/>
-        </w:rPr>
-      </w:pPr>
-    </w:p>
-    <w:p>
-      <w:pPr>
-        <w:ind w:left="360"/>
+        <w:rPr>
+          <w:rFonts w:asciiTheme="majorHAnsi" w:hAnsiTheme="majorHAnsi" w:cstheme="majorHAnsi"/>
+          <w:lang w:val="en-CA"/>
+        </w:rPr>
+      </w:pPr>
+    </w:p>
+    <w:p>
+      <w:pPr>
         <w:rPr>
           <w:rFonts w:asciiTheme="majorHAnsi" w:hAnsiTheme="majorHAnsi" w:cstheme="majorHAnsi"/>
         </w:rPr>
@@ -6334,10 +6366,10 @@
         <w:tblLook w:val="04A0" w:firstRow="1" w:lastRow="0" w:firstColumn="1" w:lastColumn="0" w:noHBand="0" w:noVBand="1"/>
       </w:tblPr>
       <w:tblGrid>
+        <w:gridCol w:w="1967"/>
+        <w:gridCol w:w="1969"/>
+        <w:gridCol w:w="1968"/>
         <w:gridCol w:w="1970"/>
-        <w:gridCol w:w="1966"/>
-        <w:gridCol w:w="1971"/>
-        <w:gridCol w:w="1967"/>
       </w:tblGrid>
       <w:tr>
         <w:tc>
@@ -6360,6 +6392,7 @@
                 <w:rFonts w:asciiTheme="majorHAnsi" w:hAnsiTheme="majorHAnsi" w:cstheme="majorHAnsi"/>
                 <w:lang w:val="en-CA" w:bidi="bn-IN"/>
               </w:rPr>
+              <w:lastRenderedPageBreak/>
               <w:t>Transistor Q1</w:t>
             </w:r>
           </w:p>
@@ -6434,13 +6467,18 @@
           </w:tcPr>
           <w:p>
             <w:pPr>
-              <w:pStyle w:val="ListParagraph"/>
-              <w:ind w:left="0"/>
               <w:rPr>
                 <w:rFonts w:asciiTheme="majorHAnsi" w:hAnsiTheme="majorHAnsi" w:cstheme="majorHAnsi"/>
                 <w:lang w:val="en-CA" w:bidi="bn-IN"/>
               </w:rPr>
             </w:pPr>
+            <w:r>
+              <w:rPr>
+                <w:rFonts w:asciiTheme="majorHAnsi" w:hAnsiTheme="majorHAnsi" w:cstheme="majorHAnsi"/>
+                <w:lang w:val="en-CA" w:bidi="bn-IN"/>
+              </w:rPr>
+              <w:t>715mV</w:t>
+            </w:r>
           </w:p>
         </w:tc>
         <w:tc>
@@ -6486,6 +6524,27 @@
                 <w:lang w:val="en-CA" w:bidi="bn-IN"/>
               </w:rPr>
             </w:pPr>
+            <w:r>
+              <w:rPr>
+                <w:rFonts w:asciiTheme="majorHAnsi" w:hAnsiTheme="majorHAnsi" w:cstheme="majorHAnsi"/>
+                <w:lang w:val="en-CA" w:bidi="bn-IN"/>
+              </w:rPr>
+              <w:t>67</w:t>
+            </w:r>
+            <w:r>
+              <w:rPr>
+                <w:rFonts w:asciiTheme="majorHAnsi" w:hAnsiTheme="majorHAnsi" w:cstheme="majorHAnsi"/>
+                <w:lang w:val="en-CA" w:bidi="bn-IN"/>
+              </w:rPr>
+              <w:t>2</w:t>
+            </w:r>
+            <w:r>
+              <w:rPr>
+                <w:rFonts w:asciiTheme="majorHAnsi" w:hAnsiTheme="majorHAnsi" w:cstheme="majorHAnsi"/>
+                <w:lang w:val="en-CA" w:bidi="bn-IN"/>
+              </w:rPr>
+              <w:t>mV</w:t>
+            </w:r>
           </w:p>
         </w:tc>
       </w:tr>
@@ -6541,6 +6600,13 @@
                 <w:lang w:val="en-CA" w:bidi="bn-IN"/>
               </w:rPr>
             </w:pPr>
+            <w:r>
+              <w:rPr>
+                <w:rFonts w:asciiTheme="majorHAnsi" w:hAnsiTheme="majorHAnsi" w:cstheme="majorHAnsi"/>
+                <w:lang w:val="en-CA" w:bidi="bn-IN"/>
+              </w:rPr>
+              <w:t>39.1uA</w:t>
+            </w:r>
           </w:p>
         </w:tc>
         <w:tc>
@@ -6586,6 +6652,27 @@
                 <w:lang w:val="en-CA" w:bidi="bn-IN"/>
               </w:rPr>
             </w:pPr>
+            <w:r>
+              <w:rPr>
+                <w:rFonts w:asciiTheme="majorHAnsi" w:hAnsiTheme="majorHAnsi" w:cstheme="majorHAnsi"/>
+                <w:lang w:val="en-CA" w:bidi="bn-IN"/>
+              </w:rPr>
+              <w:t>55.</w:t>
+            </w:r>
+            <w:r>
+              <w:rPr>
+                <w:rFonts w:asciiTheme="majorHAnsi" w:hAnsiTheme="majorHAnsi" w:cstheme="majorHAnsi"/>
+                <w:lang w:val="en-CA" w:bidi="bn-IN"/>
+              </w:rPr>
+              <w:t>9</w:t>
+            </w:r>
+            <w:r>
+              <w:rPr>
+                <w:rFonts w:asciiTheme="majorHAnsi" w:hAnsiTheme="majorHAnsi" w:cstheme="majorHAnsi"/>
+                <w:lang w:val="en-CA" w:bidi="bn-IN"/>
+              </w:rPr>
+              <w:t>uA</w:t>
+            </w:r>
           </w:p>
         </w:tc>
       </w:tr>
@@ -6641,6 +6728,27 @@
                 <w:lang w:val="en-CA" w:bidi="bn-IN"/>
               </w:rPr>
             </w:pPr>
+            <w:r>
+              <w:rPr>
+                <w:rFonts w:asciiTheme="majorHAnsi" w:hAnsiTheme="majorHAnsi" w:cstheme="majorHAnsi"/>
+                <w:lang w:val="en-CA" w:bidi="bn-IN"/>
+              </w:rPr>
+              <w:t>8.2</w:t>
+            </w:r>
+            <w:r>
+              <w:rPr>
+                <w:rFonts w:asciiTheme="majorHAnsi" w:hAnsiTheme="majorHAnsi" w:cstheme="majorHAnsi"/>
+                <w:lang w:val="en-CA" w:bidi="bn-IN"/>
+              </w:rPr>
+              <w:t>1</w:t>
+            </w:r>
+            <w:r>
+              <w:rPr>
+                <w:rFonts w:asciiTheme="majorHAnsi" w:hAnsiTheme="majorHAnsi" w:cstheme="majorHAnsi"/>
+                <w:lang w:val="en-CA" w:bidi="bn-IN"/>
+              </w:rPr>
+              <w:t>V</w:t>
+            </w:r>
           </w:p>
         </w:tc>
         <w:tc>
@@ -6686,6 +6794,13 @@
                 <w:lang w:val="en-CA" w:bidi="bn-IN"/>
               </w:rPr>
             </w:pPr>
+            <w:r>
+              <w:rPr>
+                <w:rFonts w:asciiTheme="majorHAnsi" w:hAnsiTheme="majorHAnsi" w:cstheme="majorHAnsi"/>
+                <w:lang w:val="en-CA" w:bidi="bn-IN"/>
+              </w:rPr>
+              <w:t>6.81V</w:t>
+            </w:r>
           </w:p>
         </w:tc>
       </w:tr>
@@ -6741,6 +6856,13 @@
                 <w:lang w:val="en-CA" w:bidi="bn-IN"/>
               </w:rPr>
             </w:pPr>
+            <w:r>
+              <w:rPr>
+                <w:rFonts w:asciiTheme="majorHAnsi" w:hAnsiTheme="majorHAnsi" w:cstheme="majorHAnsi"/>
+                <w:lang w:val="en-CA" w:bidi="bn-IN"/>
+              </w:rPr>
+              <w:t>6.79mA</w:t>
+            </w:r>
           </w:p>
         </w:tc>
         <w:tc>
@@ -6786,6 +6908,13 @@
                 <w:lang w:val="en-CA" w:bidi="bn-IN"/>
               </w:rPr>
             </w:pPr>
+            <w:r>
+              <w:rPr>
+                <w:rFonts w:asciiTheme="majorHAnsi" w:hAnsiTheme="majorHAnsi" w:cstheme="majorHAnsi"/>
+                <w:lang w:val="en-CA" w:bidi="bn-IN"/>
+              </w:rPr>
+              <w:t>8.19mA</w:t>
+            </w:r>
           </w:p>
         </w:tc>
       </w:tr>
@@ -6812,7 +6941,6 @@
           <w:rFonts w:asciiTheme="majorHAnsi" w:hAnsiTheme="majorHAnsi" w:cstheme="majorHAnsi"/>
           <w:lang w:val="en-CA" w:bidi="bn-IN"/>
         </w:rPr>
-        <w:lastRenderedPageBreak/>
         <w:t xml:space="preserve"> </w:t>
       </w:r>
     </w:p>
@@ -6848,16 +6976,16 @@
         <mc:AlternateContent>
           <mc:Choice Requires="wps">
             <w:drawing>
-              <wp:anchor distT="0" distB="0" distL="114300" distR="114300" simplePos="0" relativeHeight="251706368" behindDoc="0" locked="0" layoutInCell="1" allowOverlap="1" wp14:anchorId="57EF7C22" wp14:editId="13654411">
+              <wp:anchor distT="0" distB="0" distL="114300" distR="114300" simplePos="0" relativeHeight="251706368" behindDoc="0" locked="0" layoutInCell="1" allowOverlap="1" wp14:anchorId="57EF7C22" wp14:editId="5B5BB51B">
                 <wp:simplePos x="0" y="0"/>
                 <wp:positionH relativeFrom="column">
-                  <wp:posOffset>119424</wp:posOffset>
+                  <wp:posOffset>-400685</wp:posOffset>
                 </wp:positionH>
                 <wp:positionV relativeFrom="paragraph">
-                  <wp:posOffset>295910</wp:posOffset>
+                  <wp:posOffset>297180</wp:posOffset>
                 </wp:positionV>
-                <wp:extent cx="5111750" cy="3239770"/>
-                <wp:effectExtent l="12700" t="12700" r="19050" b="11430"/>
+                <wp:extent cx="6715125" cy="3638550"/>
+                <wp:effectExtent l="0" t="0" r="28575" b="16510"/>
                 <wp:wrapSquare wrapText="bothSides"/>
                 <wp:docPr id="602637651" name="Text Box 12"/>
                 <wp:cNvGraphicFramePr/>
@@ -6868,7 +6996,7 @@
                       <wps:spPr>
                         <a:xfrm>
                           <a:off x="0" y="0"/>
-                          <a:ext cx="5111750" cy="3239770"/>
+                          <a:ext cx="6715125" cy="3638550"/>
                         </a:xfrm>
                         <a:prstGeom prst="rect">
                           <a:avLst/>
@@ -6884,14 +7012,68 @@
                       </wps:spPr>
                       <wps:txbx>
                         <w:txbxContent>
-                          <w:p/>
+                          <w:p>
+                            <w:r>
+                              <w:rPr>
+                                <w:noProof/>
+                              </w:rPr>
+                              <w:drawing>
+                                <wp:inline distT="0" distB="0" distL="0" distR="0" wp14:anchorId="1F98ABAE" wp14:editId="03D61DC5">
+                                  <wp:extent cx="6496050" cy="3371850"/>
+                                  <wp:effectExtent l="0" t="0" r="0" b="0"/>
+                                  <wp:docPr id="496075231" name="Picture 20"/>
+                                  <wp:cNvGraphicFramePr>
+                                    <a:graphicFrameLocks xmlns:a="http://schemas.openxmlformats.org/drawingml/2006/main" noChangeAspect="1"/>
+                                  </wp:cNvGraphicFramePr>
+                                  <a:graphic xmlns:a="http://schemas.openxmlformats.org/drawingml/2006/main">
+                                    <a:graphicData uri="http://schemas.openxmlformats.org/drawingml/2006/picture">
+                                      <pic:pic xmlns:pic="http://schemas.openxmlformats.org/drawingml/2006/picture">
+                                        <pic:nvPicPr>
+                                          <pic:cNvPr id="0" name="Picture 2"/>
+                                          <pic:cNvPicPr>
+                                            <a:picLocks noChangeAspect="1" noChangeArrowheads="1"/>
+                                          </pic:cNvPicPr>
+                                        </pic:nvPicPr>
+                                        <pic:blipFill>
+                                          <a:blip r:embed="rId15">
+                                            <a:extLst>
+                                              <a:ext uri="{28A0092B-C50C-407E-A947-70E740481C1C}">
+                                                <a14:useLocalDpi xmlns:a14="http://schemas.microsoft.com/office/drawing/2010/main" val="0"/>
+                                              </a:ext>
+                                            </a:extLst>
+                                          </a:blip>
+                                          <a:srcRect/>
+                                          <a:stretch>
+                                            <a:fillRect/>
+                                          </a:stretch>
+                                        </pic:blipFill>
+                                        <pic:spPr bwMode="auto">
+                                          <a:xfrm>
+                                            <a:off x="0" y="0"/>
+                                            <a:ext cx="6496050" cy="3371850"/>
+                                          </a:xfrm>
+                                          <a:prstGeom prst="rect">
+                                            <a:avLst/>
+                                          </a:prstGeom>
+                                          <a:noFill/>
+                                          <a:ln>
+                                            <a:noFill/>
+                                          </a:ln>
+                                        </pic:spPr>
+                                      </pic:pic>
+                                    </a:graphicData>
+                                  </a:graphic>
+                                </wp:inline>
+                              </w:drawing>
+                            </w:r>
+                          </w:p>
                         </w:txbxContent>
                       </wps:txbx>
                       <wps:bodyPr rot="0" spcFirstLastPara="0" vertOverflow="overflow" horzOverflow="overflow" vert="horz" wrap="square" lIns="91440" tIns="45720" rIns="91440" bIns="45720" numCol="1" spcCol="0" rtlCol="0" fromWordArt="0" anchor="t" anchorCtr="0" forceAA="0" compatLnSpc="1">
                         <a:prstTxWarp prst="textNoShape">
                           <a:avLst/>
                         </a:prstTxWarp>
-                        <a:noAutofit/>
+                        <a:spAutoFit/>
                       </wps:bodyPr>
                     </wps:wsp>
                   </a:graphicData>
@@ -6907,10 +7089,64 @@
           </mc:Choice>
           <mc:Fallback>
             <w:pict>
-              <v:shape w14:anchorId="57EF7C22" id="_x0000_s1044" type="#_x0000_t202" style="position:absolute;left:0;text-align:left;margin-left:9.4pt;margin-top:23.3pt;width:402.5pt;height:255.1pt;z-index:251706368;visibility:visible;mso-wrap-style:square;mso-width-percent:0;mso-height-percent:0;mso-wrap-distance-left:9pt;mso-wrap-distance-top:0;mso-wrap-distance-right:9pt;mso-wrap-distance-bottom:0;mso-position-horizontal:absolute;mso-position-horizontal-relative:text;mso-position-vertical:absolute;mso-position-vertical-relative:text;mso-width-percent:0;mso-height-percent:0;mso-width-relative:margin;mso-height-relative:margin;v-text-anchor:top" o:gfxdata="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" fillcolor="white [3201]" strokecolor="#0432ff" strokeweight="2pt">
-                <v:textbox>
+              <v:shape w14:anchorId="57EF7C22" id="_x0000_s1044" type="#_x0000_t202" style="position:absolute;left:0;text-align:left;margin-left:-31.55pt;margin-top:23.4pt;width:528.75pt;height:286.5pt;z-index:251706368;visibility:visible;mso-wrap-style:square;mso-width-percent:0;mso-height-percent:0;mso-wrap-distance-left:9pt;mso-wrap-distance-top:0;mso-wrap-distance-right:9pt;mso-wrap-distance-bottom:0;mso-position-horizontal:absolute;mso-position-horizontal-relative:text;mso-position-vertical:absolute;mso-position-vertical-relative:text;mso-width-percent:0;mso-height-percent:0;mso-width-relative:margin;mso-height-relative:margin;v-text-anchor:top" o:gfxdata="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" fillcolor="white [3201]" strokecolor="#0432ff" strokeweight="2pt">
+                <v:textbox style="mso-fit-shape-to-text:t">
                   <w:txbxContent>
-                    <w:p/>
+                    <w:p>
+                      <w:r>
+                        <w:rPr>
+                          <w:noProof/>
+                        </w:rPr>
+                        <w:drawing>
+                          <wp:inline distT="0" distB="0" distL="0" distR="0" wp14:anchorId="1F98ABAE" wp14:editId="03D61DC5">
+                            <wp:extent cx="6496050" cy="3371850"/>
+                            <wp:effectExtent l="0" t="0" r="0" b="0"/>
+                            <wp:docPr id="496075231" name="Picture 20"/>
+                            <wp:cNvGraphicFramePr>
+                              <a:graphicFrameLocks xmlns:a="http://schemas.openxmlformats.org/drawingml/2006/main" noChangeAspect="1"/>
+                            </wp:cNvGraphicFramePr>
+                            <a:graphic xmlns:a="http://schemas.openxmlformats.org/drawingml/2006/main">
+                              <a:graphicData uri="http://schemas.openxmlformats.org/drawingml/2006/picture">
+                                <pic:pic xmlns:pic="http://schemas.openxmlformats.org/drawingml/2006/picture">
+                                  <pic:nvPicPr>
+                                    <pic:cNvPr id="0" name="Picture 2"/>
+                                    <pic:cNvPicPr>
+                                      <a:picLocks noChangeAspect="1" noChangeArrowheads="1"/>
+                                    </pic:cNvPicPr>
+                                  </pic:nvPicPr>
+                                  <pic:blipFill>
+                                    <a:blip r:embed="rId15">
+                                      <a:extLst>
+                                        <a:ext uri="{28A0092B-C50C-407E-A947-70E740481C1C}">
+                                          <a14:useLocalDpi xmlns:a14="http://schemas.microsoft.com/office/drawing/2010/main" val="0"/>
+                                        </a:ext>
+                                      </a:extLst>
+                                    </a:blip>
+                                    <a:srcRect/>
+                                    <a:stretch>
+                                      <a:fillRect/>
+                                    </a:stretch>
+                                  </pic:blipFill>
+                                  <pic:spPr bwMode="auto">
+                                    <a:xfrm>
+                                      <a:off x="0" y="0"/>
+                                      <a:ext cx="6496050" cy="3371850"/>
+                                    </a:xfrm>
+                                    <a:prstGeom prst="rect">
+                                      <a:avLst/>
+                                    </a:prstGeom>
+                                    <a:noFill/>
+                                    <a:ln>
+                                      <a:noFill/>
+                                    </a:ln>
+                                  </pic:spPr>
+                                </pic:pic>
+                              </a:graphicData>
+                            </a:graphic>
+                          </wp:inline>
+                        </w:drawing>
+                      </w:r>
+                    </w:p>
                   </w:txbxContent>
                 </v:textbox>
                 <w10:wrap type="square"/>
@@ -7210,16 +7446,16 @@
                                 <w:szCs w:val="28"/>
                                 <w:lang w:val="en-CA" w:bidi="bn-IN"/>
                               </w:rPr>
-                              <w:t xml:space="preserve">    </w:t>
+                              <w:t xml:space="preserve">  </w:t>
                             </w:r>
                             <w:r>
                               <w:rPr>
                                 <w:rFonts w:asciiTheme="majorHAnsi" w:hAnsiTheme="majorHAnsi" w:cstheme="majorHAnsi"/>
                                 <w:sz w:val="28"/>
                                 <w:szCs w:val="28"/>
-                                <w:lang w:val="en-CA"/>
+                                <w:lang w:val="en-CA" w:bidi="bn-IN"/>
                               </w:rPr>
-                              <w:t xml:space="preserve">        </w:t>
+                              <w:t>2460</w:t>
                             </w:r>
                           </w:p>
                         </w:txbxContent>
@@ -7370,16 +7606,16 @@
                           <w:szCs w:val="28"/>
                           <w:lang w:val="en-CA" w:bidi="bn-IN"/>
                         </w:rPr>
-                        <w:t xml:space="preserve">    </w:t>
+                        <w:t xml:space="preserve">  </w:t>
                       </w:r>
                       <w:r>
                         <w:rPr>
                           <w:rFonts w:asciiTheme="majorHAnsi" w:hAnsiTheme="majorHAnsi" w:cstheme="majorHAnsi"/>
                           <w:sz w:val="28"/>
                           <w:szCs w:val="28"/>
-                          <w:lang w:val="en-CA"/>
+                          <w:lang w:val="en-CA" w:bidi="bn-IN"/>
                         </w:rPr>
-                        <w:t xml:space="preserve">        </w:t>
+                        <w:t>2460</w:t>
                       </w:r>
                     </w:p>
                   </w:txbxContent>
@@ -7449,7 +7685,7 @@
       </w:pPr>
     </w:p>
     <w:sectPr>
-      <w:footerReference w:type="default" r:id="rId15"/>
+      <w:footerReference w:type="default" r:id="rId16"/>
       <w:pgSz w:w="12240" w:h="15840"/>
       <w:pgMar w:top="1440" w:right="1800" w:bottom="1440" w:left="1800" w:header="708" w:footer="708" w:gutter="0"/>
       <w:cols w:space="708"/>
